--- a/Modelos_documentos/modelo_cotizacion.docx
+++ b/Modelos_documentos/modelo_cotizacion.docx
@@ -266,13 +266,48 @@
       <w:r>
         <w:rPr>
           <w:rFonts w:ascii="Bookman Old Style" w:eastAsia="Times New Roman" w:hAnsi="Bookman Old Style" w:cs="Adobe Devanagari"/>
-          <w:b/>
-          <w:bCs/>
-          <w:sz w:val="24"/>
-          <w:szCs w:val="24"/>
-          <w:lang w:val="es-ES" w:eastAsia="es-ES"/>
-        </w:rPr>
-        <w:t>fecha</w:t>
+          <w:sz w:val="24"/>
+          <w:szCs w:val="24"/>
+          <w:lang w:val="es-ES" w:eastAsia="es-ES"/>
+        </w:rPr>
+        <w:fldChar w:fldCharType="begin"/>
+      </w:r>
+      <w:r>
+        <w:rPr>
+          <w:rFonts w:ascii="Bookman Old Style" w:eastAsia="Times New Roman" w:hAnsi="Bookman Old Style" w:cs="Adobe Devanagari"/>
+          <w:sz w:val="24"/>
+          <w:szCs w:val="24"/>
+          <w:lang w:val="es-ES" w:eastAsia="es-ES"/>
+        </w:rPr>
+        <w:instrText xml:space="preserve"> TIME \@ "d' de 'MMMM' de 'yyyy" </w:instrText>
+      </w:r>
+      <w:r>
+        <w:rPr>
+          <w:rFonts w:ascii="Bookman Old Style" w:eastAsia="Times New Roman" w:hAnsi="Bookman Old Style" w:cs="Adobe Devanagari"/>
+          <w:sz w:val="24"/>
+          <w:szCs w:val="24"/>
+          <w:lang w:val="es-ES" w:eastAsia="es-ES"/>
+        </w:rPr>
+        <w:fldChar w:fldCharType="separate"/>
+      </w:r>
+      <w:r>
+        <w:rPr>
+          <w:rFonts w:ascii="Bookman Old Style" w:eastAsia="Times New Roman" w:hAnsi="Bookman Old Style" w:cs="Adobe Devanagari"/>
+          <w:noProof/>
+          <w:sz w:val="24"/>
+          <w:szCs w:val="24"/>
+          <w:lang w:val="es-ES" w:eastAsia="es-ES"/>
+        </w:rPr>
+        <w:t>6 de junio de 2025</w:t>
+      </w:r>
+      <w:r>
+        <w:rPr>
+          <w:rFonts w:ascii="Bookman Old Style" w:eastAsia="Times New Roman" w:hAnsi="Bookman Old Style" w:cs="Adobe Devanagari"/>
+          <w:sz w:val="24"/>
+          <w:szCs w:val="24"/>
+          <w:lang w:val="es-ES" w:eastAsia="es-ES"/>
+        </w:rPr>
+        <w:fldChar w:fldCharType="end"/>
       </w:r>
     </w:p>
     <w:p>

--- a/Modelos_documentos/modelo_cotizacion.docx
+++ b/Modelos_documentos/modelo_cotizacion.docx
@@ -6,7 +6,7 @@
       <w:pPr>
         <w:spacing w:after="0" w:line="240" w:lineRule="auto"/>
         <w:rPr>
-          <w:rFonts w:ascii="Bookman Old Style" w:eastAsia="Times New Roman" w:hAnsi="Bookman Old Style" w:cs="Adobe Devanagari"/>
+          <w:rFonts w:ascii="Garamond" w:eastAsia="Times New Roman" w:hAnsi="Garamond" w:cs="Adobe Devanagari"/>
           <w:b/>
           <w:bCs/>
           <w:color w:val="000000"/>
@@ -18,7 +18,7 @@
       <w:proofErr w:type="spellStart"/>
       <w:r>
         <w:rPr>
-          <w:rFonts w:ascii="Bookman Old Style" w:eastAsia="Times New Roman" w:hAnsi="Bookman Old Style" w:cs="Adobe Devanagari"/>
+          <w:rFonts w:ascii="Garamond" w:eastAsia="Times New Roman" w:hAnsi="Garamond" w:cs="Adobe Devanagari"/>
           <w:b/>
           <w:bCs/>
           <w:color w:val="000000"/>
@@ -34,7 +34,7 @@
       <w:pPr>
         <w:spacing w:after="0" w:line="240" w:lineRule="auto"/>
         <w:rPr>
-          <w:rFonts w:ascii="Bookman Old Style" w:eastAsia="Times New Roman" w:hAnsi="Bookman Old Style" w:cs="Adobe Devanagari"/>
+          <w:rFonts w:ascii="Garamond" w:eastAsia="Times New Roman" w:hAnsi="Garamond" w:cs="Adobe Devanagari"/>
           <w:b/>
           <w:bCs/>
           <w:color w:val="000000"/>
@@ -46,7 +46,7 @@
       <w:proofErr w:type="spellStart"/>
       <w:r>
         <w:rPr>
-          <w:rFonts w:ascii="Bookman Old Style" w:eastAsia="Times New Roman" w:hAnsi="Bookman Old Style" w:cs="Adobe Devanagari"/>
+          <w:rFonts w:ascii="Garamond" w:eastAsia="Times New Roman" w:hAnsi="Garamond" w:cs="Adobe Devanagari"/>
           <w:b/>
           <w:bCs/>
           <w:color w:val="000000"/>
@@ -58,7 +58,7 @@
       </w:r>
       <w:r>
         <w:rPr>
-          <w:rFonts w:ascii="Bookman Old Style" w:eastAsia="Times New Roman" w:hAnsi="Bookman Old Style" w:cs="Adobe Devanagari"/>
+          <w:rFonts w:ascii="Garamond" w:eastAsia="Times New Roman" w:hAnsi="Garamond" w:cs="Adobe Devanagari"/>
           <w:b/>
           <w:bCs/>
           <w:color w:val="000000"/>
@@ -70,7 +70,7 @@
       </w:r>
       <w:r>
         <w:rPr>
-          <w:rFonts w:ascii="Bookman Old Style" w:eastAsia="Times New Roman" w:hAnsi="Bookman Old Style" w:cs="Adobe Devanagari"/>
+          <w:rFonts w:ascii="Garamond" w:eastAsia="Times New Roman" w:hAnsi="Garamond" w:cs="Adobe Devanagari"/>
           <w:b/>
           <w:bCs/>
           <w:color w:val="000000"/>
@@ -82,7 +82,7 @@
       </w:r>
       <w:r>
         <w:rPr>
-          <w:rFonts w:ascii="Bookman Old Style" w:eastAsia="Times New Roman" w:hAnsi="Bookman Old Style" w:cs="Adobe Devanagari"/>
+          <w:rFonts w:ascii="Garamond" w:eastAsia="Times New Roman" w:hAnsi="Garamond" w:cs="Adobe Devanagari"/>
           <w:b/>
           <w:bCs/>
           <w:color w:val="000000"/>
@@ -101,7 +101,7 @@
         </w:pBdr>
         <w:spacing w:after="0" w:line="240" w:lineRule="auto"/>
         <w:rPr>
-          <w:rFonts w:ascii="Bookman Old Style" w:eastAsia="Times New Roman" w:hAnsi="Bookman Old Style" w:cs="Adobe Devanagari"/>
+          <w:rFonts w:ascii="Garamond" w:eastAsia="Times New Roman" w:hAnsi="Garamond" w:cs="Adobe Devanagari"/>
           <w:b/>
           <w:bCs/>
           <w:color w:val="000000"/>
@@ -113,7 +113,7 @@
       <w:proofErr w:type="spellStart"/>
       <w:r>
         <w:rPr>
-          <w:rFonts w:ascii="Bookman Old Style" w:eastAsia="Times New Roman" w:hAnsi="Bookman Old Style" w:cs="Adobe Devanagari"/>
+          <w:rFonts w:ascii="Garamond" w:eastAsia="Times New Roman" w:hAnsi="Garamond" w:cs="Adobe Devanagari"/>
           <w:b/>
           <w:bCs/>
           <w:color w:val="000000"/>
@@ -132,7 +132,7 @@
         </w:pBdr>
         <w:spacing w:after="0" w:line="240" w:lineRule="auto"/>
         <w:rPr>
-          <w:rFonts w:ascii="Bookman Old Style" w:hAnsi="Bookman Old Style"/>
+          <w:rFonts w:ascii="Garamond" w:hAnsi="Garamond"/>
           <w:sz w:val="24"/>
           <w:szCs w:val="24"/>
         </w:rPr>
@@ -140,7 +140,7 @@
       <w:proofErr w:type="spellStart"/>
       <w:r>
         <w:rPr>
-          <w:rFonts w:ascii="Bookman Old Style" w:hAnsi="Bookman Old Style"/>
+          <w:rFonts w:ascii="Garamond" w:hAnsi="Garamond"/>
           <w:b/>
           <w:bCs/>
           <w:sz w:val="24"/>
@@ -157,7 +157,7 @@
         </w:pBdr>
         <w:spacing w:after="0" w:line="240" w:lineRule="auto"/>
         <w:rPr>
-          <w:rFonts w:ascii="Bookman Old Style" w:hAnsi="Bookman Old Style"/>
+          <w:rFonts w:ascii="Garamond" w:hAnsi="Garamond"/>
           <w:b/>
           <w:bCs/>
           <w:sz w:val="24"/>
@@ -167,7 +167,7 @@
       <w:proofErr w:type="spellStart"/>
       <w:r>
         <w:rPr>
-          <w:rFonts w:ascii="Bookman Old Style" w:eastAsia="Times New Roman" w:hAnsi="Bookman Old Style" w:cs="Adobe Devanagari"/>
+          <w:rFonts w:ascii="Garamond" w:eastAsia="Times New Roman" w:hAnsi="Garamond" w:cs="Adobe Devanagari"/>
           <w:b/>
           <w:bCs/>
           <w:color w:val="000000"/>
@@ -179,7 +179,7 @@
       </w:r>
       <w:r>
         <w:rPr>
-          <w:rFonts w:ascii="Bookman Old Style" w:eastAsia="Times New Roman" w:hAnsi="Bookman Old Style" w:cs="Adobe Devanagari"/>
+          <w:rFonts w:ascii="Garamond" w:eastAsia="Times New Roman" w:hAnsi="Garamond" w:cs="Adobe Devanagari"/>
           <w:b/>
           <w:bCs/>
           <w:color w:val="000000"/>
@@ -195,7 +195,7 @@
       <w:pPr>
         <w:spacing w:after="0" w:line="240" w:lineRule="auto"/>
         <w:rPr>
-          <w:rFonts w:ascii="Bookman Old Style" w:eastAsia="Times New Roman" w:hAnsi="Bookman Old Style" w:cs="Adobe Devanagari"/>
+          <w:rFonts w:ascii="Garamond" w:eastAsia="Times New Roman" w:hAnsi="Garamond" w:cs="Adobe Devanagari"/>
           <w:sz w:val="24"/>
           <w:szCs w:val="24"/>
           <w:lang w:val="es-ES" w:eastAsia="es-ES"/>
@@ -207,15 +207,15 @@
         <w:spacing w:after="0" w:line="240" w:lineRule="auto"/>
         <w:jc w:val="center"/>
         <w:rPr>
-          <w:rFonts w:ascii="Bookman Old Style" w:eastAsia="Times New Roman" w:hAnsi="Bookman Old Style" w:cs="Adobe Devanagari"/>
-          <w:sz w:val="24"/>
-          <w:szCs w:val="24"/>
-          <w:lang w:eastAsia="es-PE"/>
-        </w:rPr>
-      </w:pPr>
-      <w:r>
-        <w:rPr>
-          <w:rFonts w:ascii="Bookman Old Style" w:eastAsia="Times New Roman" w:hAnsi="Bookman Old Style" w:cs="Adobe Devanagari"/>
+          <w:rFonts w:ascii="Garamond" w:eastAsia="Times New Roman" w:hAnsi="Garamond" w:cs="Adobe Devanagari"/>
+          <w:sz w:val="24"/>
+          <w:szCs w:val="24"/>
+          <w:lang w:eastAsia="es-PE"/>
+        </w:rPr>
+      </w:pPr>
+      <w:r>
+        <w:rPr>
+          <w:rFonts w:ascii="Garamond" w:eastAsia="Times New Roman" w:hAnsi="Garamond" w:cs="Adobe Devanagari"/>
           <w:b/>
           <w:bCs/>
           <w:color w:val="000000"/>
@@ -231,15 +231,15 @@
         <w:spacing w:after="240" w:line="240" w:lineRule="auto"/>
         <w:jc w:val="right"/>
         <w:rPr>
-          <w:rFonts w:ascii="Bookman Old Style" w:eastAsia="Times New Roman" w:hAnsi="Bookman Old Style" w:cs="Adobe Devanagari"/>
-          <w:sz w:val="24"/>
-          <w:szCs w:val="24"/>
-          <w:lang w:val="es-ES" w:eastAsia="es-ES"/>
-        </w:rPr>
-      </w:pPr>
-      <w:r>
-        <w:rPr>
-          <w:rFonts w:ascii="Bookman Old Style" w:eastAsia="Times New Roman" w:hAnsi="Bookman Old Style" w:cs="Adobe Devanagari"/>
+          <w:rFonts w:ascii="Garamond" w:eastAsia="Times New Roman" w:hAnsi="Garamond" w:cs="Adobe Devanagari"/>
+          <w:sz w:val="24"/>
+          <w:szCs w:val="24"/>
+          <w:lang w:val="es-ES" w:eastAsia="es-ES"/>
+        </w:rPr>
+      </w:pPr>
+      <w:r>
+        <w:rPr>
+          <w:rFonts w:ascii="Garamond" w:eastAsia="Times New Roman" w:hAnsi="Garamond" w:cs="Adobe Devanagari"/>
           <w:sz w:val="24"/>
           <w:szCs w:val="24"/>
           <w:lang w:val="es-ES" w:eastAsia="es-ES"/>
@@ -248,7 +248,7 @@
       </w:r>
       <w:r>
         <w:rPr>
-          <w:rFonts w:ascii="Bookman Old Style" w:eastAsia="Times New Roman" w:hAnsi="Bookman Old Style" w:cs="Adobe Devanagari"/>
+          <w:rFonts w:ascii="Garamond" w:eastAsia="Times New Roman" w:hAnsi="Garamond" w:cs="Adobe Devanagari"/>
           <w:sz w:val="24"/>
           <w:szCs w:val="24"/>
           <w:lang w:val="es-ES" w:eastAsia="es-ES"/>
@@ -257,7 +257,7 @@
       </w:r>
       <w:r>
         <w:rPr>
-          <w:rFonts w:ascii="Bookman Old Style" w:hAnsi="Bookman Old Style" w:cs="Adobe Devanagari"/>
+          <w:rFonts w:ascii="Garamond" w:hAnsi="Garamond" w:cs="Adobe Devanagari"/>
           <w:sz w:val="24"/>
           <w:szCs w:val="24"/>
         </w:rPr>
@@ -265,7 +265,7 @@
       </w:r>
       <w:r>
         <w:rPr>
-          <w:rFonts w:ascii="Bookman Old Style" w:eastAsia="Times New Roman" w:hAnsi="Bookman Old Style" w:cs="Adobe Devanagari"/>
+          <w:rFonts w:ascii="Garamond" w:eastAsia="Times New Roman" w:hAnsi="Garamond" w:cs="Adobe Devanagari"/>
           <w:sz w:val="24"/>
           <w:szCs w:val="24"/>
           <w:lang w:val="es-ES" w:eastAsia="es-ES"/>
@@ -274,7 +274,7 @@
       </w:r>
       <w:r>
         <w:rPr>
-          <w:rFonts w:ascii="Bookman Old Style" w:eastAsia="Times New Roman" w:hAnsi="Bookman Old Style" w:cs="Adobe Devanagari"/>
+          <w:rFonts w:ascii="Garamond" w:eastAsia="Times New Roman" w:hAnsi="Garamond" w:cs="Adobe Devanagari"/>
           <w:sz w:val="24"/>
           <w:szCs w:val="24"/>
           <w:lang w:val="es-ES" w:eastAsia="es-ES"/>
@@ -283,7 +283,7 @@
       </w:r>
       <w:r>
         <w:rPr>
-          <w:rFonts w:ascii="Bookman Old Style" w:eastAsia="Times New Roman" w:hAnsi="Bookman Old Style" w:cs="Adobe Devanagari"/>
+          <w:rFonts w:ascii="Garamond" w:eastAsia="Times New Roman" w:hAnsi="Garamond" w:cs="Adobe Devanagari"/>
           <w:sz w:val="24"/>
           <w:szCs w:val="24"/>
           <w:lang w:val="es-ES" w:eastAsia="es-ES"/>
@@ -292,17 +292,17 @@
       </w:r>
       <w:r>
         <w:rPr>
-          <w:rFonts w:ascii="Bookman Old Style" w:eastAsia="Times New Roman" w:hAnsi="Bookman Old Style" w:cs="Adobe Devanagari"/>
+          <w:rFonts w:ascii="Garamond" w:eastAsia="Times New Roman" w:hAnsi="Garamond" w:cs="Adobe Devanagari"/>
           <w:noProof/>
           <w:sz w:val="24"/>
           <w:szCs w:val="24"/>
           <w:lang w:val="es-ES" w:eastAsia="es-ES"/>
         </w:rPr>
-        <w:t>6 de junio de 2025</w:t>
-      </w:r>
-      <w:r>
-        <w:rPr>
-          <w:rFonts w:ascii="Bookman Old Style" w:eastAsia="Times New Roman" w:hAnsi="Bookman Old Style" w:cs="Adobe Devanagari"/>
+        <w:t>19 de agosto de 2025</w:t>
+      </w:r>
+      <w:r>
+        <w:rPr>
+          <w:rFonts w:ascii="Garamond" w:eastAsia="Times New Roman" w:hAnsi="Garamond" w:cs="Adobe Devanagari"/>
           <w:sz w:val="24"/>
           <w:szCs w:val="24"/>
           <w:lang w:val="es-ES" w:eastAsia="es-ES"/>
@@ -314,26 +314,26 @@
       <w:pPr>
         <w:spacing w:after="240" w:line="240" w:lineRule="auto"/>
         <w:rPr>
-          <w:rFonts w:ascii="Bookman Old Style" w:eastAsia="Times New Roman" w:hAnsi="Bookman Old Style" w:cs="Adobe Devanagari"/>
-          <w:sz w:val="24"/>
-          <w:szCs w:val="24"/>
-          <w:lang w:val="es-ES" w:eastAsia="es-ES"/>
-        </w:rPr>
-      </w:pPr>
-    </w:p>
-    <w:p>
-      <w:pPr>
-        <w:spacing w:after="0" w:line="240" w:lineRule="auto"/>
-        <w:rPr>
-          <w:rFonts w:ascii="Bookman Old Style" w:eastAsia="Times New Roman" w:hAnsi="Bookman Old Style" w:cs="Adobe Devanagari"/>
-          <w:sz w:val="24"/>
-          <w:szCs w:val="24"/>
-          <w:lang w:eastAsia="es-PE"/>
-        </w:rPr>
-      </w:pPr>
-      <w:r>
-        <w:rPr>
-          <w:rFonts w:ascii="Bookman Old Style" w:eastAsia="Times New Roman" w:hAnsi="Bookman Old Style" w:cs="Adobe Devanagari"/>
+          <w:rFonts w:ascii="Garamond" w:eastAsia="Times New Roman" w:hAnsi="Garamond" w:cs="Adobe Devanagari"/>
+          <w:sz w:val="24"/>
+          <w:szCs w:val="24"/>
+          <w:lang w:val="es-ES" w:eastAsia="es-ES"/>
+        </w:rPr>
+      </w:pPr>
+    </w:p>
+    <w:p>
+      <w:pPr>
+        <w:spacing w:after="0" w:line="240" w:lineRule="auto"/>
+        <w:rPr>
+          <w:rFonts w:ascii="Garamond" w:eastAsia="Times New Roman" w:hAnsi="Garamond" w:cs="Adobe Devanagari"/>
+          <w:sz w:val="24"/>
+          <w:szCs w:val="24"/>
+          <w:lang w:eastAsia="es-PE"/>
+        </w:rPr>
+      </w:pPr>
+      <w:r>
+        <w:rPr>
+          <w:rFonts w:ascii="Garamond" w:eastAsia="Times New Roman" w:hAnsi="Garamond" w:cs="Adobe Devanagari"/>
           <w:color w:val="000000"/>
           <w:sz w:val="24"/>
           <w:szCs w:val="24"/>
@@ -347,15 +347,15 @@
         <w:spacing w:after="0" w:line="240" w:lineRule="auto"/>
         <w:jc w:val="both"/>
         <w:rPr>
-          <w:rFonts w:ascii="Bookman Old Style" w:eastAsia="Times New Roman" w:hAnsi="Bookman Old Style" w:cs="Adobe Devanagari"/>
-          <w:sz w:val="24"/>
-          <w:szCs w:val="24"/>
-          <w:lang w:eastAsia="es-PE"/>
-        </w:rPr>
-      </w:pPr>
-      <w:r>
-        <w:rPr>
-          <w:rFonts w:ascii="Bookman Old Style" w:eastAsia="Times New Roman" w:hAnsi="Bookman Old Style" w:cs="Adobe Devanagari"/>
+          <w:rFonts w:ascii="Garamond" w:eastAsia="Times New Roman" w:hAnsi="Garamond" w:cs="Adobe Devanagari"/>
+          <w:sz w:val="24"/>
+          <w:szCs w:val="24"/>
+          <w:lang w:eastAsia="es-PE"/>
+        </w:rPr>
+      </w:pPr>
+      <w:r>
+        <w:rPr>
+          <w:rFonts w:ascii="Garamond" w:eastAsia="Times New Roman" w:hAnsi="Garamond" w:cs="Adobe Devanagari"/>
           <w:b/>
           <w:bCs/>
           <w:color w:val="000000"/>
@@ -371,21 +371,58 @@
         <w:spacing w:after="0" w:line="240" w:lineRule="auto"/>
         <w:jc w:val="both"/>
         <w:rPr>
-          <w:rFonts w:ascii="Bookman Old Style" w:eastAsia="Times New Roman" w:hAnsi="Bookman Old Style" w:cs="Adobe Devanagari"/>
-          <w:sz w:val="24"/>
-          <w:szCs w:val="24"/>
-          <w:lang w:eastAsia="es-PE"/>
-        </w:rPr>
-      </w:pPr>
-      <w:r>
-        <w:rPr>
-          <w:rFonts w:ascii="Bookman Old Style" w:eastAsia="Times New Roman" w:hAnsi="Bookman Old Style" w:cs="Adobe Devanagari"/>
-          <w:color w:val="000000"/>
-          <w:sz w:val="24"/>
-          <w:szCs w:val="24"/>
-          <w:lang w:eastAsia="es-PE"/>
-        </w:rPr>
-        <w:t>Directora Administrativa de la Facultad de Letras y Ciencias Humanas</w:t>
+          <w:rFonts w:ascii="Garamond" w:eastAsia="Times New Roman" w:hAnsi="Garamond" w:cs="Adobe Devanagari"/>
+          <w:color w:val="000000"/>
+          <w:lang w:eastAsia="es-PE"/>
+        </w:rPr>
+      </w:pPr>
+      <w:r>
+        <w:rPr>
+          <w:rFonts w:ascii="Garamond" w:eastAsia="Times New Roman" w:hAnsi="Garamond" w:cs="Adobe Devanagari"/>
+          <w:color w:val="000000"/>
+          <w:lang w:eastAsia="es-PE"/>
+        </w:rPr>
+        <w:t xml:space="preserve">Directora </w:t>
+      </w:r>
+      <w:r>
+        <w:rPr>
+          <w:rFonts w:ascii="Garamond" w:eastAsia="Times New Roman" w:hAnsi="Garamond" w:cs="Adobe Devanagari"/>
+          <w:color w:val="000000"/>
+          <w:lang w:eastAsia="es-PE"/>
+        </w:rPr>
+        <w:t>ad</w:t>
+      </w:r>
+      <w:r>
+        <w:rPr>
+          <w:rFonts w:ascii="Garamond" w:eastAsia="Times New Roman" w:hAnsi="Garamond" w:cs="Adobe Devanagari"/>
+          <w:color w:val="000000"/>
+          <w:lang w:eastAsia="es-PE"/>
+        </w:rPr>
+        <w:t>ministrativa</w:t>
+      </w:r>
+      <w:r>
+        <w:rPr>
+          <w:rFonts w:ascii="Garamond" w:eastAsia="Times New Roman" w:hAnsi="Garamond" w:cs="Adobe Devanagari"/>
+          <w:color w:val="000000"/>
+          <w:lang w:eastAsia="es-PE"/>
+        </w:rPr>
+        <w:t xml:space="preserve"> de la </w:t>
+      </w:r>
+      <w:r>
+        <w:rPr>
+          <w:rFonts w:ascii="Garamond" w:eastAsia="Times New Roman" w:hAnsi="Garamond" w:cs="Adobe Devanagari"/>
+          <w:color w:val="000000"/>
+          <w:lang w:eastAsia="es-PE"/>
+        </w:rPr>
+        <w:t>Facultad de Letras y Ciencias Humanas</w:t>
+      </w:r>
+      <w:r>
+        <w:rPr>
+          <w:rFonts w:ascii="Garamond" w:eastAsia="Times New Roman" w:hAnsi="Garamond" w:cs="Adobe Devanagari"/>
+          <w:color w:val="000000"/>
+          <w:lang w:eastAsia="es-PE"/>
+        </w:rPr>
+        <w:t xml:space="preserve"> - UNMSM</w:t>
       </w:r>
     </w:p>
     <w:p>
@@ -393,15 +430,15 @@
         <w:spacing w:after="0" w:line="240" w:lineRule="auto"/>
         <w:jc w:val="both"/>
         <w:rPr>
-          <w:rFonts w:ascii="Bookman Old Style" w:eastAsia="Times New Roman" w:hAnsi="Bookman Old Style" w:cs="Adobe Devanagari"/>
-          <w:sz w:val="24"/>
-          <w:szCs w:val="24"/>
-          <w:lang w:eastAsia="es-PE"/>
-        </w:rPr>
-      </w:pPr>
-      <w:r>
-        <w:rPr>
-          <w:rFonts w:ascii="Bookman Old Style" w:eastAsia="Times New Roman" w:hAnsi="Bookman Old Style" w:cs="Adobe Devanagari"/>
+          <w:rFonts w:ascii="Garamond" w:eastAsia="Times New Roman" w:hAnsi="Garamond" w:cs="Adobe Devanagari"/>
+          <w:sz w:val="24"/>
+          <w:szCs w:val="24"/>
+          <w:lang w:eastAsia="es-PE"/>
+        </w:rPr>
+      </w:pPr>
+      <w:r>
+        <w:rPr>
+          <w:rFonts w:ascii="Garamond" w:eastAsia="Times New Roman" w:hAnsi="Garamond" w:cs="Adobe Devanagari"/>
           <w:color w:val="000000"/>
           <w:sz w:val="24"/>
           <w:szCs w:val="24"/>
@@ -411,7 +448,7 @@
       </w:r>
       <w:r>
         <w:rPr>
-          <w:rFonts w:ascii="Bookman Old Style" w:eastAsia="Times New Roman" w:hAnsi="Bookman Old Style" w:cs="Adobe Devanagari"/>
+          <w:rFonts w:ascii="Garamond" w:eastAsia="Times New Roman" w:hAnsi="Garamond" w:cs="Adobe Devanagari"/>
           <w:color w:val="000000"/>
           <w:sz w:val="24"/>
           <w:szCs w:val="24"/>
@@ -425,7 +462,7 @@
         <w:spacing w:after="0" w:line="240" w:lineRule="auto"/>
         <w:jc w:val="both"/>
         <w:rPr>
-          <w:rFonts w:ascii="Bookman Old Style" w:eastAsia="Times New Roman" w:hAnsi="Bookman Old Style" w:cs="Adobe Devanagari"/>
+          <w:rFonts w:ascii="Garamond" w:eastAsia="Times New Roman" w:hAnsi="Garamond" w:cs="Adobe Devanagari"/>
           <w:color w:val="000000"/>
           <w:sz w:val="24"/>
           <w:szCs w:val="24"/>
@@ -439,15 +476,15 @@
         <w:ind w:firstLine="708"/>
         <w:jc w:val="both"/>
         <w:rPr>
-          <w:rFonts w:ascii="Bookman Old Style" w:eastAsia="Times New Roman" w:hAnsi="Bookman Old Style" w:cs="Adobe Devanagari"/>
-          <w:sz w:val="24"/>
-          <w:szCs w:val="24"/>
-          <w:lang w:eastAsia="es-PE"/>
-        </w:rPr>
-      </w:pPr>
-      <w:r>
-        <w:rPr>
-          <w:rFonts w:ascii="Bookman Old Style" w:eastAsia="Times New Roman" w:hAnsi="Bookman Old Style" w:cs="Adobe Devanagari"/>
+          <w:rFonts w:ascii="Garamond" w:eastAsia="Times New Roman" w:hAnsi="Garamond" w:cs="Adobe Devanagari"/>
+          <w:sz w:val="24"/>
+          <w:szCs w:val="24"/>
+          <w:lang w:eastAsia="es-PE"/>
+        </w:rPr>
+      </w:pPr>
+      <w:r>
+        <w:rPr>
+          <w:rFonts w:ascii="Garamond" w:eastAsia="Times New Roman" w:hAnsi="Garamond" w:cs="Adobe Devanagari"/>
           <w:color w:val="000000"/>
           <w:sz w:val="24"/>
           <w:szCs w:val="24"/>
@@ -458,7 +495,7 @@
       <w:proofErr w:type="spellStart"/>
       <w:r>
         <w:rPr>
-          <w:rFonts w:ascii="Bookman Old Style" w:eastAsia="Times New Roman" w:hAnsi="Bookman Old Style" w:cs="Adobe Devanagari"/>
+          <w:rFonts w:ascii="Garamond" w:eastAsia="Times New Roman" w:hAnsi="Garamond" w:cs="Adobe Devanagari"/>
           <w:b/>
           <w:bCs/>
           <w:color w:val="000000"/>
@@ -471,7 +508,7 @@
       <w:proofErr w:type="spellEnd"/>
       <w:r>
         <w:rPr>
-          <w:rFonts w:ascii="Bookman Old Style" w:hAnsi="Bookman Old Style"/>
+          <w:rFonts w:ascii="Garamond" w:hAnsi="Garamond"/>
           <w:sz w:val="24"/>
           <w:szCs w:val="24"/>
         </w:rPr>
@@ -479,7 +516,7 @@
       </w:r>
       <w:r>
         <w:rPr>
-          <w:rFonts w:ascii="Bookman Old Style" w:eastAsia="Times New Roman" w:hAnsi="Bookman Old Style" w:cs="Adobe Devanagari"/>
+          <w:rFonts w:ascii="Garamond" w:eastAsia="Times New Roman" w:hAnsi="Garamond" w:cs="Adobe Devanagari"/>
           <w:color w:val="000000"/>
           <w:sz w:val="24"/>
           <w:szCs w:val="24"/>
@@ -489,7 +526,7 @@
       </w:r>
       <w:r>
         <w:rPr>
-          <w:rFonts w:ascii="Bookman Old Style" w:eastAsia="Times New Roman" w:hAnsi="Bookman Old Style" w:cs="Adobe Devanagari"/>
+          <w:rFonts w:ascii="Garamond" w:eastAsia="Times New Roman" w:hAnsi="Garamond" w:cs="Adobe Devanagari"/>
           <w:color w:val="000000"/>
           <w:sz w:val="24"/>
           <w:szCs w:val="24"/>
@@ -499,7 +536,7 @@
       </w:r>
       <w:r>
         <w:rPr>
-          <w:rFonts w:ascii="Bookman Old Style" w:eastAsia="Times New Roman" w:hAnsi="Bookman Old Style" w:cs="Adobe Devanagari"/>
+          <w:rFonts w:ascii="Garamond" w:eastAsia="Times New Roman" w:hAnsi="Garamond" w:cs="Adobe Devanagari"/>
           <w:color w:val="000000"/>
           <w:sz w:val="24"/>
           <w:szCs w:val="24"/>
@@ -509,7 +546,7 @@
       </w:r>
       <w:r>
         <w:rPr>
-          <w:rFonts w:ascii="Bookman Old Style" w:eastAsia="Times New Roman" w:hAnsi="Bookman Old Style" w:cs="Adobe Devanagari"/>
+          <w:rFonts w:ascii="Garamond" w:eastAsia="Times New Roman" w:hAnsi="Garamond" w:cs="Adobe Devanagari"/>
           <w:color w:val="000000"/>
           <w:sz w:val="24"/>
           <w:szCs w:val="24"/>
@@ -519,7 +556,7 @@
       </w:r>
       <w:r>
         <w:rPr>
-          <w:rFonts w:ascii="Bookman Old Style" w:eastAsia="Times New Roman" w:hAnsi="Bookman Old Style" w:cs="Adobe Devanagari"/>
+          <w:rFonts w:ascii="Garamond" w:eastAsia="Times New Roman" w:hAnsi="Garamond" w:cs="Adobe Devanagari"/>
           <w:color w:val="000000"/>
           <w:sz w:val="24"/>
           <w:szCs w:val="24"/>
@@ -537,15 +574,15 @@
         <w:spacing w:after="0" w:line="240" w:lineRule="auto"/>
         <w:contextualSpacing/>
         <w:rPr>
-          <w:rFonts w:ascii="Bookman Old Style" w:eastAsia="Times New Roman" w:hAnsi="Bookman Old Style" w:cs="Adobe Devanagari"/>
-          <w:sz w:val="24"/>
-          <w:szCs w:val="24"/>
-          <w:lang w:val="es-ES" w:eastAsia="es-ES"/>
-        </w:rPr>
-      </w:pPr>
-      <w:r>
-        <w:rPr>
-          <w:rFonts w:ascii="Bookman Old Style" w:eastAsia="Times New Roman" w:hAnsi="Bookman Old Style" w:cs="Adobe Devanagari"/>
+          <w:rFonts w:ascii="Garamond" w:eastAsia="Times New Roman" w:hAnsi="Garamond" w:cs="Adobe Devanagari"/>
+          <w:sz w:val="24"/>
+          <w:szCs w:val="24"/>
+          <w:lang w:val="es-ES" w:eastAsia="es-ES"/>
+        </w:rPr>
+      </w:pPr>
+      <w:r>
+        <w:rPr>
+          <w:rFonts w:ascii="Garamond" w:eastAsia="Times New Roman" w:hAnsi="Garamond" w:cs="Adobe Devanagari"/>
           <w:sz w:val="24"/>
           <w:szCs w:val="24"/>
           <w:lang w:val="es-ES" w:eastAsia="es-ES"/>
@@ -562,15 +599,15 @@
         <w:spacing w:after="0" w:line="240" w:lineRule="auto"/>
         <w:contextualSpacing/>
         <w:rPr>
-          <w:rFonts w:ascii="Bookman Old Style" w:eastAsia="Times New Roman" w:hAnsi="Bookman Old Style" w:cs="Adobe Devanagari"/>
-          <w:sz w:val="24"/>
-          <w:szCs w:val="24"/>
-          <w:lang w:val="es-ES" w:eastAsia="es-ES"/>
-        </w:rPr>
-      </w:pPr>
-      <w:r>
-        <w:rPr>
-          <w:rFonts w:ascii="Bookman Old Style" w:eastAsia="Times New Roman" w:hAnsi="Bookman Old Style" w:cs="Adobe Devanagari"/>
+          <w:rFonts w:ascii="Garamond" w:eastAsia="Times New Roman" w:hAnsi="Garamond" w:cs="Adobe Devanagari"/>
+          <w:sz w:val="24"/>
+          <w:szCs w:val="24"/>
+          <w:lang w:val="es-ES" w:eastAsia="es-ES"/>
+        </w:rPr>
+      </w:pPr>
+      <w:r>
+        <w:rPr>
+          <w:rFonts w:ascii="Garamond" w:eastAsia="Times New Roman" w:hAnsi="Garamond" w:cs="Adobe Devanagari"/>
           <w:sz w:val="24"/>
           <w:szCs w:val="24"/>
           <w:lang w:val="es-ES" w:eastAsia="es-ES"/>
@@ -587,15 +624,15 @@
         <w:spacing w:after="0" w:line="240" w:lineRule="auto"/>
         <w:contextualSpacing/>
         <w:rPr>
-          <w:rFonts w:ascii="Bookman Old Style" w:eastAsia="Times New Roman" w:hAnsi="Bookman Old Style" w:cs="Adobe Devanagari"/>
-          <w:sz w:val="24"/>
-          <w:szCs w:val="24"/>
-          <w:lang w:val="es-ES" w:eastAsia="es-ES"/>
-        </w:rPr>
-      </w:pPr>
-      <w:r>
-        <w:rPr>
-          <w:rFonts w:ascii="Bookman Old Style" w:eastAsia="Times New Roman" w:hAnsi="Bookman Old Style" w:cs="Adobe Devanagari"/>
+          <w:rFonts w:ascii="Garamond" w:eastAsia="Times New Roman" w:hAnsi="Garamond" w:cs="Adobe Devanagari"/>
+          <w:sz w:val="24"/>
+          <w:szCs w:val="24"/>
+          <w:lang w:val="es-ES" w:eastAsia="es-ES"/>
+        </w:rPr>
+      </w:pPr>
+      <w:r>
+        <w:rPr>
+          <w:rFonts w:ascii="Garamond" w:eastAsia="Times New Roman" w:hAnsi="Garamond" w:cs="Adobe Devanagari"/>
           <w:sz w:val="24"/>
           <w:szCs w:val="24"/>
           <w:lang w:val="es-ES" w:eastAsia="es-ES"/>
@@ -612,15 +649,15 @@
         <w:spacing w:after="0" w:line="240" w:lineRule="auto"/>
         <w:contextualSpacing/>
         <w:rPr>
-          <w:rFonts w:ascii="Bookman Old Style" w:eastAsia="Times New Roman" w:hAnsi="Bookman Old Style" w:cs="Adobe Devanagari"/>
-          <w:sz w:val="24"/>
-          <w:szCs w:val="24"/>
-          <w:lang w:val="es-ES" w:eastAsia="es-ES"/>
-        </w:rPr>
-      </w:pPr>
-      <w:r>
-        <w:rPr>
-          <w:rFonts w:ascii="Bookman Old Style" w:eastAsia="Times New Roman" w:hAnsi="Bookman Old Style" w:cs="Adobe Devanagari"/>
+          <w:rFonts w:ascii="Garamond" w:eastAsia="Times New Roman" w:hAnsi="Garamond" w:cs="Adobe Devanagari"/>
+          <w:sz w:val="24"/>
+          <w:szCs w:val="24"/>
+          <w:lang w:val="es-ES" w:eastAsia="es-ES"/>
+        </w:rPr>
+      </w:pPr>
+      <w:r>
+        <w:rPr>
+          <w:rFonts w:ascii="Garamond" w:eastAsia="Times New Roman" w:hAnsi="Garamond" w:cs="Adobe Devanagari"/>
           <w:sz w:val="24"/>
           <w:szCs w:val="24"/>
           <w:lang w:val="es-ES" w:eastAsia="es-ES"/>
@@ -637,15 +674,15 @@
         <w:spacing w:after="0" w:line="240" w:lineRule="auto"/>
         <w:contextualSpacing/>
         <w:rPr>
-          <w:rFonts w:ascii="Bookman Old Style" w:eastAsia="Times New Roman" w:hAnsi="Bookman Old Style" w:cs="Adobe Devanagari"/>
-          <w:sz w:val="24"/>
-          <w:szCs w:val="24"/>
-          <w:lang w:val="es-ES" w:eastAsia="es-ES"/>
-        </w:rPr>
-      </w:pPr>
-      <w:r>
-        <w:rPr>
-          <w:rFonts w:ascii="Bookman Old Style" w:eastAsia="Times New Roman" w:hAnsi="Bookman Old Style" w:cs="Adobe Devanagari"/>
+          <w:rFonts w:ascii="Garamond" w:eastAsia="Times New Roman" w:hAnsi="Garamond" w:cs="Adobe Devanagari"/>
+          <w:sz w:val="24"/>
+          <w:szCs w:val="24"/>
+          <w:lang w:val="es-ES" w:eastAsia="es-ES"/>
+        </w:rPr>
+      </w:pPr>
+      <w:r>
+        <w:rPr>
+          <w:rFonts w:ascii="Garamond" w:eastAsia="Times New Roman" w:hAnsi="Garamond" w:cs="Adobe Devanagari"/>
           <w:sz w:val="24"/>
           <w:szCs w:val="24"/>
           <w:lang w:val="es-ES" w:eastAsia="es-ES"/>
@@ -662,15 +699,15 @@
         <w:spacing w:after="0" w:line="240" w:lineRule="auto"/>
         <w:contextualSpacing/>
         <w:rPr>
-          <w:rFonts w:ascii="Bookman Old Style" w:eastAsia="Times New Roman" w:hAnsi="Bookman Old Style" w:cs="Adobe Devanagari"/>
-          <w:sz w:val="24"/>
-          <w:szCs w:val="24"/>
-          <w:lang w:val="es-ES" w:eastAsia="es-ES"/>
-        </w:rPr>
-      </w:pPr>
-      <w:r>
-        <w:rPr>
-          <w:rFonts w:ascii="Bookman Old Style" w:eastAsia="Times New Roman" w:hAnsi="Bookman Old Style" w:cs="Adobe Devanagari"/>
+          <w:rFonts w:ascii="Garamond" w:eastAsia="Times New Roman" w:hAnsi="Garamond" w:cs="Adobe Devanagari"/>
+          <w:sz w:val="24"/>
+          <w:szCs w:val="24"/>
+          <w:lang w:val="es-ES" w:eastAsia="es-ES"/>
+        </w:rPr>
+      </w:pPr>
+      <w:r>
+        <w:rPr>
+          <w:rFonts w:ascii="Garamond" w:eastAsia="Times New Roman" w:hAnsi="Garamond" w:cs="Adobe Devanagari"/>
           <w:sz w:val="24"/>
           <w:szCs w:val="24"/>
           <w:lang w:val="es-ES" w:eastAsia="es-ES"/>
@@ -684,7 +721,7 @@
         <w:ind w:left="927"/>
         <w:contextualSpacing/>
         <w:rPr>
-          <w:rFonts w:ascii="Bookman Old Style" w:eastAsia="Times New Roman" w:hAnsi="Bookman Old Style" w:cs="Adobe Devanagari"/>
+          <w:rFonts w:ascii="Garamond" w:eastAsia="Times New Roman" w:hAnsi="Garamond" w:cs="Adobe Devanagari"/>
           <w:sz w:val="24"/>
           <w:szCs w:val="24"/>
           <w:lang w:val="es-ES" w:eastAsia="es-ES"/>
@@ -695,14 +732,14 @@
       <w:pPr>
         <w:pStyle w:val="Textoindependiente"/>
         <w:rPr>
-          <w:rFonts w:ascii="Bookman Old Style" w:hAnsi="Bookman Old Style" w:cs="Adobe Devanagari"/>
-          <w:sz w:val="24"/>
-          <w:szCs w:val="24"/>
-        </w:rPr>
-      </w:pPr>
-      <w:r>
-        <w:rPr>
-          <w:rFonts w:ascii="Bookman Old Style" w:hAnsi="Bookman Old Style" w:cs="Adobe Devanagari"/>
+          <w:rFonts w:ascii="Garamond" w:hAnsi="Garamond" w:cs="Adobe Devanagari"/>
+          <w:sz w:val="24"/>
+          <w:szCs w:val="24"/>
+        </w:rPr>
+      </w:pPr>
+      <w:r>
+        <w:rPr>
+          <w:rFonts w:ascii="Garamond" w:hAnsi="Garamond" w:cs="Adobe Devanagari"/>
           <w:sz w:val="24"/>
           <w:szCs w:val="24"/>
         </w:rPr>
@@ -710,7 +747,7 @@
       </w:r>
       <w:r>
         <w:rPr>
-          <w:rFonts w:ascii="Bookman Old Style" w:hAnsi="Bookman Old Style" w:cs="Adobe Devanagari"/>
+          <w:rFonts w:ascii="Garamond" w:hAnsi="Garamond" w:cs="Adobe Devanagari"/>
           <w:spacing w:val="-4"/>
           <w:sz w:val="24"/>
           <w:szCs w:val="24"/>
@@ -719,7 +756,7 @@
       </w:r>
       <w:r>
         <w:rPr>
-          <w:rFonts w:ascii="Bookman Old Style" w:hAnsi="Bookman Old Style" w:cs="Adobe Devanagari"/>
+          <w:rFonts w:ascii="Garamond" w:hAnsi="Garamond" w:cs="Adobe Devanagari"/>
           <w:sz w:val="24"/>
           <w:szCs w:val="24"/>
         </w:rPr>
@@ -727,7 +764,7 @@
       </w:r>
       <w:r>
         <w:rPr>
-          <w:rFonts w:ascii="Bookman Old Style" w:hAnsi="Bookman Old Style" w:cs="Adobe Devanagari"/>
+          <w:rFonts w:ascii="Garamond" w:hAnsi="Garamond" w:cs="Adobe Devanagari"/>
           <w:spacing w:val="-3"/>
           <w:sz w:val="24"/>
           <w:szCs w:val="24"/>
@@ -736,7 +773,7 @@
       </w:r>
       <w:r>
         <w:rPr>
-          <w:rFonts w:ascii="Bookman Old Style" w:hAnsi="Bookman Old Style" w:cs="Adobe Devanagari"/>
+          <w:rFonts w:ascii="Garamond" w:hAnsi="Garamond" w:cs="Adobe Devanagari"/>
           <w:sz w:val="24"/>
           <w:szCs w:val="24"/>
         </w:rPr>
@@ -744,7 +781,7 @@
       </w:r>
       <w:r>
         <w:rPr>
-          <w:rFonts w:ascii="Bookman Old Style" w:hAnsi="Bookman Old Style" w:cs="Adobe Devanagari"/>
+          <w:rFonts w:ascii="Garamond" w:hAnsi="Garamond" w:cs="Adobe Devanagari"/>
           <w:spacing w:val="-3"/>
           <w:sz w:val="24"/>
           <w:szCs w:val="24"/>
@@ -754,7 +791,7 @@
       <w:proofErr w:type="spellStart"/>
       <w:r>
         <w:rPr>
-          <w:rFonts w:ascii="Bookman Old Style" w:hAnsi="Bookman Old Style" w:cs="Adobe Devanagari"/>
+          <w:rFonts w:ascii="Garamond" w:hAnsi="Garamond" w:cs="Adobe Devanagari"/>
           <w:b/>
           <w:bCs/>
           <w:sz w:val="24"/>
@@ -768,14 +805,14 @@
       <w:pPr>
         <w:pStyle w:val="Textoindependiente"/>
         <w:rPr>
-          <w:rFonts w:ascii="Bookman Old Style" w:hAnsi="Bookman Old Style" w:cs="Adobe Devanagari"/>
-          <w:sz w:val="24"/>
-          <w:szCs w:val="24"/>
-        </w:rPr>
-      </w:pPr>
-      <w:r>
-        <w:rPr>
-          <w:rFonts w:ascii="Bookman Old Style" w:hAnsi="Bookman Old Style" w:cs="Adobe Devanagari"/>
+          <w:rFonts w:ascii="Garamond" w:hAnsi="Garamond" w:cs="Adobe Devanagari"/>
+          <w:sz w:val="24"/>
+          <w:szCs w:val="24"/>
+        </w:rPr>
+      </w:pPr>
+      <w:r>
+        <w:rPr>
+          <w:rFonts w:ascii="Garamond" w:hAnsi="Garamond" w:cs="Adobe Devanagari"/>
           <w:sz w:val="24"/>
           <w:szCs w:val="24"/>
         </w:rPr>
@@ -783,7 +820,7 @@
       </w:r>
       <w:r>
         <w:rPr>
-          <w:rFonts w:ascii="Bookman Old Style" w:hAnsi="Bookman Old Style"/>
+          <w:rFonts w:ascii="Garamond" w:hAnsi="Garamond"/>
           <w:sz w:val="24"/>
           <w:szCs w:val="24"/>
         </w:rPr>
@@ -792,7 +829,7 @@
       <w:proofErr w:type="spellStart"/>
       <w:r>
         <w:rPr>
-          <w:rFonts w:ascii="Bookman Old Style" w:hAnsi="Bookman Old Style"/>
+          <w:rFonts w:ascii="Garamond" w:hAnsi="Garamond"/>
           <w:b/>
           <w:bCs/>
           <w:sz w:val="24"/>
@@ -803,7 +840,7 @@
       <w:proofErr w:type="spellEnd"/>
       <w:r>
         <w:rPr>
-          <w:rFonts w:ascii="Bookman Old Style" w:hAnsi="Bookman Old Style"/>
+          <w:rFonts w:ascii="Garamond" w:hAnsi="Garamond"/>
           <w:sz w:val="24"/>
           <w:szCs w:val="24"/>
         </w:rPr>
@@ -811,7 +848,7 @@
       </w:r>
       <w:r>
         <w:rPr>
-          <w:rFonts w:ascii="Bookman Old Style" w:eastAsia="Times New Roman" w:hAnsi="Bookman Old Style" w:cs="Adobe Devanagari"/>
+          <w:rFonts w:ascii="Garamond" w:eastAsia="Times New Roman" w:hAnsi="Garamond" w:cs="Adobe Devanagari"/>
           <w:color w:val="000000"/>
           <w:sz w:val="24"/>
           <w:szCs w:val="24"/>
@@ -821,7 +858,7 @@
       </w:r>
       <w:r>
         <w:rPr>
-          <w:rFonts w:ascii="Bookman Old Style" w:eastAsia="Times New Roman" w:hAnsi="Bookman Old Style" w:cs="Adobe Devanagari"/>
+          <w:rFonts w:ascii="Garamond" w:eastAsia="Times New Roman" w:hAnsi="Garamond" w:cs="Adobe Devanagari"/>
           <w:color w:val="000000"/>
           <w:sz w:val="24"/>
           <w:szCs w:val="24"/>
@@ -835,7 +872,7 @@
         <w:spacing w:after="0" w:line="276" w:lineRule="auto"/>
         <w:jc w:val="both"/>
         <w:rPr>
-          <w:rFonts w:ascii="Bookman Old Style" w:eastAsia="Times New Roman" w:hAnsi="Bookman Old Style" w:cs="Adobe Devanagari"/>
+          <w:rFonts w:ascii="Garamond" w:eastAsia="Times New Roman" w:hAnsi="Garamond" w:cs="Adobe Devanagari"/>
           <w:color w:val="000000"/>
           <w:sz w:val="24"/>
           <w:szCs w:val="24"/>
@@ -848,15 +885,15 @@
         <w:spacing w:after="0" w:line="240" w:lineRule="auto"/>
         <w:jc w:val="both"/>
         <w:rPr>
-          <w:rFonts w:ascii="Bookman Old Style" w:eastAsia="Times New Roman" w:hAnsi="Bookman Old Style" w:cs="Adobe Devanagari"/>
-          <w:sz w:val="24"/>
-          <w:szCs w:val="24"/>
-          <w:lang w:val="es-ES" w:eastAsia="es-ES"/>
-        </w:rPr>
-      </w:pPr>
-      <w:r>
-        <w:rPr>
-          <w:rFonts w:ascii="Bookman Old Style" w:eastAsia="Times New Roman" w:hAnsi="Bookman Old Style" w:cs="Adobe Devanagari"/>
+          <w:rFonts w:ascii="Garamond" w:eastAsia="Times New Roman" w:hAnsi="Garamond" w:cs="Adobe Devanagari"/>
+          <w:sz w:val="24"/>
+          <w:szCs w:val="24"/>
+          <w:lang w:val="es-ES" w:eastAsia="es-ES"/>
+        </w:rPr>
+      </w:pPr>
+      <w:r>
+        <w:rPr>
+          <w:rFonts w:ascii="Garamond" w:eastAsia="Times New Roman" w:hAnsi="Garamond" w:cs="Adobe Devanagari"/>
           <w:sz w:val="24"/>
           <w:szCs w:val="24"/>
           <w:lang w:val="es-ES" w:eastAsia="es-ES"/>
@@ -868,7 +905,7 @@
       <w:pPr>
         <w:spacing w:after="0" w:line="240" w:lineRule="auto"/>
         <w:rPr>
-          <w:rFonts w:ascii="Bookman Old Style" w:eastAsia="Times New Roman" w:hAnsi="Bookman Old Style" w:cs="Adobe Devanagari"/>
+          <w:rFonts w:ascii="Garamond" w:eastAsia="Times New Roman" w:hAnsi="Garamond" w:cs="Adobe Devanagari"/>
           <w:sz w:val="24"/>
           <w:szCs w:val="24"/>
           <w:lang w:val="es-ES" w:eastAsia="es-ES"/>
@@ -880,7 +917,7 @@
         <w:spacing w:after="0" w:line="240" w:lineRule="auto"/>
         <w:jc w:val="both"/>
         <w:rPr>
-          <w:rFonts w:ascii="Bookman Old Style" w:eastAsia="Times New Roman" w:hAnsi="Bookman Old Style" w:cs="Adobe Devanagari"/>
+          <w:rFonts w:ascii="Garamond" w:eastAsia="Times New Roman" w:hAnsi="Garamond" w:cs="Adobe Devanagari"/>
           <w:sz w:val="24"/>
           <w:szCs w:val="24"/>
           <w:lang w:val="pt-BR" w:eastAsia="es-ES"/>
@@ -888,7 +925,7 @@
       </w:pPr>
       <w:r>
         <w:rPr>
-          <w:rFonts w:ascii="Bookman Old Style" w:eastAsia="Times New Roman" w:hAnsi="Bookman Old Style" w:cs="Adobe Devanagari"/>
+          <w:rFonts w:ascii="Garamond" w:eastAsia="Times New Roman" w:hAnsi="Garamond" w:cs="Adobe Devanagari"/>
           <w:color w:val="000000"/>
           <w:sz w:val="24"/>
           <w:szCs w:val="24"/>
@@ -898,7 +935,7 @@
       </w:r>
       <w:r>
         <w:rPr>
-          <w:rFonts w:ascii="Bookman Old Style" w:eastAsia="Times New Roman" w:hAnsi="Bookman Old Style" w:cs="Adobe Devanagari"/>
+          <w:rFonts w:ascii="Garamond" w:eastAsia="Times New Roman" w:hAnsi="Garamond" w:cs="Adobe Devanagari"/>
           <w:sz w:val="24"/>
           <w:szCs w:val="24"/>
           <w:lang w:val="pt-BR" w:eastAsia="es-ES"/>
@@ -907,7 +944,7 @@
       </w:r>
       <w:r>
         <w:rPr>
-          <w:rFonts w:ascii="Bookman Old Style" w:eastAsia="Times New Roman" w:hAnsi="Bookman Old Style" w:cs="Adobe Devanagari"/>
+          <w:rFonts w:ascii="Garamond" w:eastAsia="Times New Roman" w:hAnsi="Garamond" w:cs="Adobe Devanagari"/>
           <w:sz w:val="24"/>
           <w:szCs w:val="24"/>
           <w:lang w:val="pt-BR" w:eastAsia="es-ES"/>
@@ -920,7 +957,7 @@
         <w:spacing w:after="0" w:line="240" w:lineRule="auto"/>
         <w:jc w:val="both"/>
         <w:rPr>
-          <w:rFonts w:ascii="Bookman Old Style" w:eastAsia="Times New Roman" w:hAnsi="Bookman Old Style" w:cs="Adobe Devanagari"/>
+          <w:rFonts w:ascii="Garamond" w:eastAsia="Times New Roman" w:hAnsi="Garamond" w:cs="Adobe Devanagari"/>
           <w:sz w:val="24"/>
           <w:szCs w:val="24"/>
           <w:lang w:val="pt-BR" w:eastAsia="es-ES"/>
@@ -928,7 +965,7 @@
       </w:pPr>
       <w:r>
         <w:rPr>
-          <w:rFonts w:ascii="Bookman Old Style" w:eastAsia="Times New Roman" w:hAnsi="Bookman Old Style" w:cs="Adobe Devanagari"/>
+          <w:rFonts w:ascii="Garamond" w:eastAsia="Times New Roman" w:hAnsi="Garamond" w:cs="Adobe Devanagari"/>
           <w:sz w:val="24"/>
           <w:szCs w:val="24"/>
           <w:lang w:val="pt-BR" w:eastAsia="es-ES"/>
@@ -941,7 +978,7 @@
         <w:spacing w:after="0" w:line="240" w:lineRule="auto"/>
         <w:jc w:val="center"/>
         <w:rPr>
-          <w:rFonts w:ascii="Bookman Old Style" w:eastAsia="Times New Roman" w:hAnsi="Bookman Old Style" w:cs="Adobe Devanagari"/>
+          <w:rFonts w:ascii="Garamond" w:eastAsia="Times New Roman" w:hAnsi="Garamond" w:cs="Adobe Devanagari"/>
           <w:b/>
           <w:bCs/>
           <w:sz w:val="24"/>
@@ -952,7 +989,7 @@
       <w:proofErr w:type="spellStart"/>
       <w:r>
         <w:rPr>
-          <w:rFonts w:ascii="Bookman Old Style" w:eastAsia="Times New Roman" w:hAnsi="Bookman Old Style" w:cs="Adobe Devanagari"/>
+          <w:rFonts w:ascii="Garamond" w:eastAsia="Times New Roman" w:hAnsi="Garamond" w:cs="Adobe Devanagari"/>
           <w:b/>
           <w:bCs/>
           <w:color w:val="000000"/>
@@ -969,7 +1006,7 @@
         <w:spacing w:after="0" w:line="240" w:lineRule="auto"/>
         <w:jc w:val="center"/>
         <w:rPr>
-          <w:rFonts w:ascii="Bookman Old Style" w:hAnsi="Bookman Old Style" w:cs="Adobe Devanagari"/>
+          <w:rFonts w:ascii="Garamond" w:hAnsi="Garamond" w:cs="Adobe Devanagari"/>
           <w:b/>
           <w:bCs/>
           <w:sz w:val="24"/>
@@ -980,7 +1017,7 @@
       <w:proofErr w:type="spellStart"/>
       <w:r>
         <w:rPr>
-          <w:rFonts w:ascii="Bookman Old Style" w:eastAsia="Times New Roman" w:hAnsi="Bookman Old Style" w:cs="Adobe Devanagari"/>
+          <w:rFonts w:ascii="Garamond" w:eastAsia="Times New Roman" w:hAnsi="Garamond" w:cs="Adobe Devanagari"/>
           <w:b/>
           <w:bCs/>
           <w:color w:val="000000"/>
@@ -992,7 +1029,7 @@
       </w:r>
       <w:r>
         <w:rPr>
-          <w:rFonts w:ascii="Bookman Old Style" w:eastAsia="Times New Roman" w:hAnsi="Bookman Old Style" w:cs="Adobe Devanagari"/>
+          <w:rFonts w:ascii="Garamond" w:eastAsia="Times New Roman" w:hAnsi="Garamond" w:cs="Adobe Devanagari"/>
           <w:b/>
           <w:bCs/>
           <w:color w:val="000000"/>
@@ -1004,7 +1041,7 @@
       </w:r>
       <w:r>
         <w:rPr>
-          <w:rFonts w:ascii="Bookman Old Style" w:eastAsia="Times New Roman" w:hAnsi="Bookman Old Style" w:cs="Adobe Devanagari"/>
+          <w:rFonts w:ascii="Garamond" w:eastAsia="Times New Roman" w:hAnsi="Garamond" w:cs="Adobe Devanagari"/>
           <w:b/>
           <w:bCs/>
           <w:color w:val="000000"/>

--- a/Modelos_documentos/modelo_cotizacion.docx
+++ b/Modelos_documentos/modelo_cotizacion.docx
@@ -1,6 +1,6 @@
 
 <file path=word/document.xml><?xml version="1.0" encoding="utf-8"?>
-<w:document xmlns:wpc="http://schemas.microsoft.com/office/word/2010/wordprocessingCanvas" xmlns:cx="http://schemas.microsoft.com/office/drawing/2014/chartex" xmlns:cx1="http://schemas.microsoft.com/office/drawing/2015/9/8/chartex" xmlns:cx2="http://schemas.microsoft.com/office/drawing/2015/10/21/chartex" xmlns:cx3="http://schemas.microsoft.com/office/drawing/2016/5/9/chartex" xmlns:cx4="http://schemas.microsoft.com/office/drawing/2016/5/10/chartex" xmlns:cx5="http://schemas.microsoft.com/office/drawing/2016/5/11/chartex" xmlns:cx6="http://schemas.microsoft.com/office/drawing/2016/5/12/chartex" xmlns:cx7="http://schemas.microsoft.com/office/drawing/2016/5/13/chartex" xmlns:cx8="http://schemas.microsoft.com/office/drawing/2016/5/14/chartex" xmlns:mc="http://schemas.openxmlformats.org/markup-compatibility/2006" xmlns:aink="http://schemas.microsoft.com/office/drawing/2016/ink" xmlns:am3d="http://schemas.microsoft.com/office/drawing/2017/model3d" xmlns:o="urn:schemas-microsoft-com:office:office" xmlns:oel="http://schemas.microsoft.com/office/2019/extlst" xmlns:r="http://schemas.openxmlformats.org/officeDocument/2006/relationships" xmlns:m="http://schemas.openxmlformats.org/officeDocument/2006/math" xmlns:v="urn:schemas-microsoft-com:vml" xmlns:wp14="http://schemas.microsoft.com/office/word/2010/wordprocessingDrawing" xmlns:wp="http://schemas.openxmlformats.org/drawingml/2006/wordprocessingDrawing" xmlns:w10="urn:schemas-microsoft-com:office:word" xmlns:w="http://schemas.openxmlformats.org/wordprocessingml/2006/main" xmlns:w14="http://schemas.microsoft.com/office/word/2010/wordml" xmlns:w15="http://schemas.microsoft.com/office/word/2012/wordml" xmlns:w16cex="http://schemas.microsoft.com/office/word/2018/wordml/cex" xmlns:w16cid="http://schemas.microsoft.com/office/word/2016/wordml/cid" xmlns:w16="http://schemas.microsoft.com/office/word/2018/wordml" xmlns:w16du="http://schemas.microsoft.com/office/word/2023/wordml/word16du" xmlns:w16sdtdh="http://schemas.microsoft.com/office/word/2020/wordml/sdtdatahash" xmlns:w16sdtfl="http://schemas.microsoft.com/office/word/2024/wordml/sdtformatlock" xmlns:w16se="http://schemas.microsoft.com/office/word/2015/wordml/symex" xmlns:wpg="http://schemas.microsoft.com/office/word/2010/wordprocessingGroup" xmlns:wpi="http://schemas.microsoft.com/office/word/2010/wordprocessingInk" xmlns:wne="http://schemas.microsoft.com/office/word/2006/wordml" xmlns:wps="http://schemas.microsoft.com/office/word/2010/wordprocessingShape" mc:Ignorable="w14 w15 w16se w16cid w16 w16cex w16sdtdh w16sdtfl w16du wp14">
+<w:document xmlns:wpc="http://schemas.microsoft.com/office/word/2010/wordprocessingCanvas" xmlns:cx="http://schemas.microsoft.com/office/drawing/2014/chartex" xmlns:mc="http://schemas.openxmlformats.org/markup-compatibility/2006" xmlns:o="urn:schemas-microsoft-com:office:office" xmlns:r="http://schemas.openxmlformats.org/officeDocument/2006/relationships" xmlns:m="http://schemas.openxmlformats.org/officeDocument/2006/math" xmlns:v="urn:schemas-microsoft-com:vml" xmlns:wp14="http://schemas.microsoft.com/office/word/2010/wordprocessingDrawing" xmlns:wp="http://schemas.openxmlformats.org/drawingml/2006/wordprocessingDrawing" xmlns:w10="urn:schemas-microsoft-com:office:word" xmlns:w="http://schemas.openxmlformats.org/wordprocessingml/2006/main" xmlns:w14="http://schemas.microsoft.com/office/word/2010/wordml" xmlns:w15="http://schemas.microsoft.com/office/word/2012/wordml" xmlns:w16se="http://schemas.microsoft.com/office/word/2015/wordml/symex" xmlns:wpg="http://schemas.microsoft.com/office/word/2010/wordprocessingGroup" xmlns:wpi="http://schemas.microsoft.com/office/word/2010/wordprocessingInk" xmlns:wne="http://schemas.microsoft.com/office/word/2006/wordml" xmlns:wps="http://schemas.microsoft.com/office/word/2010/wordprocessingShape" mc:Ignorable="w14 w15 w16se wp14">
   <w:body>
     <w:p>
       <w:pPr>
@@ -298,7 +298,7 @@
           <w:szCs w:val="24"/>
           <w:lang w:val="es-ES" w:eastAsia="es-ES"/>
         </w:rPr>
-        <w:t>19 de agosto de 2025</w:t>
+        <w:t>25 de agosto de 2025</w:t>
       </w:r>
       <w:r>
         <w:rPr>
@@ -714,6 +714,8 @@
         </w:rPr>
         <w:t>Presentar informe de dictado de curso</w:t>
       </w:r>
+      <w:bookmarkStart w:id="0" w:name="_GoBack"/>
+      <w:bookmarkEnd w:id="0"/>
     </w:p>
     <w:p>
       <w:pPr>
@@ -981,12 +983,14 @@
           <w:rFonts w:ascii="Garamond" w:eastAsia="Times New Roman" w:hAnsi="Garamond" w:cs="Adobe Devanagari"/>
           <w:b/>
           <w:bCs/>
+          <w:color w:val="000000"/>
           <w:sz w:val="24"/>
           <w:szCs w:val="24"/>
           <w:lang w:val="pt-BR" w:eastAsia="es-PE"/>
         </w:rPr>
       </w:pPr>
       <w:proofErr w:type="spellStart"/>
+      <w:proofErr w:type="gramStart"/>
       <w:r>
         <w:rPr>
           <w:rFonts w:ascii="Garamond" w:eastAsia="Times New Roman" w:hAnsi="Garamond" w:cs="Adobe Devanagari"/>
@@ -997,7 +1001,74 @@
           <w:szCs w:val="24"/>
           <w:lang w:val="pt-BR" w:eastAsia="es-PE"/>
         </w:rPr>
-        <w:t>nombre_docente</w:t>
+        <w:t>f</w:t>
+      </w:r>
+      <w:r>
+        <w:rPr>
+          <w:rFonts w:ascii="Garamond" w:eastAsia="Times New Roman" w:hAnsi="Garamond" w:cs="Adobe Devanagari"/>
+          <w:b/>
+          <w:bCs/>
+          <w:color w:val="000000"/>
+          <w:sz w:val="24"/>
+          <w:szCs w:val="24"/>
+          <w:lang w:val="pt-BR" w:eastAsia="es-PE"/>
+        </w:rPr>
+        <w:t>irma</w:t>
+      </w:r>
+      <w:proofErr w:type="gramEnd"/>
+      <w:r>
+        <w:rPr>
+          <w:rFonts w:ascii="Garamond" w:eastAsia="Times New Roman" w:hAnsi="Garamond" w:cs="Adobe Devanagari"/>
+          <w:b/>
+          <w:bCs/>
+          <w:color w:val="000000"/>
+          <w:sz w:val="24"/>
+          <w:szCs w:val="24"/>
+          <w:lang w:val="pt-BR" w:eastAsia="es-PE"/>
+        </w:rPr>
+        <w:t>_docente</w:t>
+      </w:r>
+      <w:proofErr w:type="spellEnd"/>
+    </w:p>
+    <w:p>
+      <w:pPr>
+        <w:spacing w:after="0" w:line="240" w:lineRule="auto"/>
+        <w:jc w:val="center"/>
+        <w:rPr>
+          <w:rFonts w:ascii="Garamond" w:eastAsia="Times New Roman" w:hAnsi="Garamond" w:cs="Adobe Devanagari"/>
+          <w:b/>
+          <w:bCs/>
+          <w:sz w:val="24"/>
+          <w:szCs w:val="24"/>
+          <w:lang w:val="pt-BR" w:eastAsia="es-PE"/>
+        </w:rPr>
+      </w:pPr>
+      <w:proofErr w:type="spellStart"/>
+      <w:proofErr w:type="gramStart"/>
+      <w:r>
+        <w:rPr>
+          <w:rFonts w:ascii="Garamond" w:eastAsia="Times New Roman" w:hAnsi="Garamond" w:cs="Adobe Devanagari"/>
+          <w:b/>
+          <w:bCs/>
+          <w:color w:val="000000"/>
+          <w:sz w:val="24"/>
+          <w:szCs w:val="24"/>
+          <w:lang w:val="pt-BR" w:eastAsia="es-PE"/>
+        </w:rPr>
+        <w:t>nombre</w:t>
+      </w:r>
+      <w:proofErr w:type="gramEnd"/>
+      <w:r>
+        <w:rPr>
+          <w:rFonts w:ascii="Garamond" w:eastAsia="Times New Roman" w:hAnsi="Garamond" w:cs="Adobe Devanagari"/>
+          <w:b/>
+          <w:bCs/>
+          <w:color w:val="000000"/>
+          <w:sz w:val="24"/>
+          <w:szCs w:val="24"/>
+          <w:lang w:val="pt-BR" w:eastAsia="es-PE"/>
+        </w:rPr>
+        <w:t>_docente</w:t>
       </w:r>
       <w:proofErr w:type="spellEnd"/>
     </w:p>
@@ -1064,7 +1135,7 @@
 </file>
 
 <file path=word/numbering.xml><?xml version="1.0" encoding="utf-8"?>
-<w:numbering xmlns:wpc="http://schemas.microsoft.com/office/word/2010/wordprocessingCanvas" xmlns:cx="http://schemas.microsoft.com/office/drawing/2014/chartex" xmlns:cx1="http://schemas.microsoft.com/office/drawing/2015/9/8/chartex" xmlns:cx2="http://schemas.microsoft.com/office/drawing/2015/10/21/chartex" xmlns:cx3="http://schemas.microsoft.com/office/drawing/2016/5/9/chartex" xmlns:cx4="http://schemas.microsoft.com/office/drawing/2016/5/10/chartex" xmlns:cx5="http://schemas.microsoft.com/office/drawing/2016/5/11/chartex" xmlns:cx6="http://schemas.microsoft.com/office/drawing/2016/5/12/chartex" xmlns:cx7="http://schemas.microsoft.com/office/drawing/2016/5/13/chartex" xmlns:cx8="http://schemas.microsoft.com/office/drawing/2016/5/14/chartex" xmlns:mc="http://schemas.openxmlformats.org/markup-compatibility/2006" xmlns:aink="http://schemas.microsoft.com/office/drawing/2016/ink" xmlns:am3d="http://schemas.microsoft.com/office/drawing/2017/model3d" xmlns:o="urn:schemas-microsoft-com:office:office" xmlns:oel="http://schemas.microsoft.com/office/2019/extlst" xmlns:r="http://schemas.openxmlformats.org/officeDocument/2006/relationships" xmlns:m="http://schemas.openxmlformats.org/officeDocument/2006/math" xmlns:v="urn:schemas-microsoft-com:vml" xmlns:wp14="http://schemas.microsoft.com/office/word/2010/wordprocessingDrawing" xmlns:wp="http://schemas.openxmlformats.org/drawingml/2006/wordprocessingDrawing" xmlns:w10="urn:schemas-microsoft-com:office:word" xmlns:w="http://schemas.openxmlformats.org/wordprocessingml/2006/main" xmlns:w14="http://schemas.microsoft.com/office/word/2010/wordml" xmlns:w15="http://schemas.microsoft.com/office/word/2012/wordml" xmlns:w16cex="http://schemas.microsoft.com/office/word/2018/wordml/cex" xmlns:w16cid="http://schemas.microsoft.com/office/word/2016/wordml/cid" xmlns:w16="http://schemas.microsoft.com/office/word/2018/wordml" xmlns:w16du="http://schemas.microsoft.com/office/word/2023/wordml/word16du" xmlns:w16sdtdh="http://schemas.microsoft.com/office/word/2020/wordml/sdtdatahash" xmlns:w16sdtfl="http://schemas.microsoft.com/office/word/2024/wordml/sdtformatlock" xmlns:w16se="http://schemas.microsoft.com/office/word/2015/wordml/symex" xmlns:wpg="http://schemas.microsoft.com/office/word/2010/wordprocessingGroup" xmlns:wpi="http://schemas.microsoft.com/office/word/2010/wordprocessingInk" xmlns:wne="http://schemas.microsoft.com/office/word/2006/wordml" xmlns:wps="http://schemas.microsoft.com/office/word/2010/wordprocessingShape" mc:Ignorable="w14 w15 w16se w16cid w16 w16cex w16sdtdh w16sdtfl w16du wp14">
+<w:numbering xmlns:wpc="http://schemas.microsoft.com/office/word/2010/wordprocessingCanvas" xmlns:cx="http://schemas.microsoft.com/office/drawing/2014/chartex" xmlns:mc="http://schemas.openxmlformats.org/markup-compatibility/2006" xmlns:o="urn:schemas-microsoft-com:office:office" xmlns:r="http://schemas.openxmlformats.org/officeDocument/2006/relationships" xmlns:m="http://schemas.openxmlformats.org/officeDocument/2006/math" xmlns:v="urn:schemas-microsoft-com:vml" xmlns:wp14="http://schemas.microsoft.com/office/word/2010/wordprocessingDrawing" xmlns:wp="http://schemas.openxmlformats.org/drawingml/2006/wordprocessingDrawing" xmlns:w10="urn:schemas-microsoft-com:office:word" xmlns:w="http://schemas.openxmlformats.org/wordprocessingml/2006/main" xmlns:w14="http://schemas.microsoft.com/office/word/2010/wordml" xmlns:w15="http://schemas.microsoft.com/office/word/2012/wordml" xmlns:w16se="http://schemas.microsoft.com/office/word/2015/wordml/symex" xmlns:wpg="http://schemas.microsoft.com/office/word/2010/wordprocessingGroup" xmlns:wpi="http://schemas.microsoft.com/office/word/2010/wordprocessingInk" xmlns:wne="http://schemas.microsoft.com/office/word/2006/wordml" xmlns:wps="http://schemas.microsoft.com/office/word/2010/wordprocessingShape" mc:Ignorable="w14 w15 w16se wp14">
   <w:abstractNum w:abstractNumId="0" w15:restartNumberingAfterBreak="0">
     <w:nsid w:val="0D7C0568"/>
     <w:multiLevelType w:val="hybridMultilevel"/>
@@ -1177,17 +1248,17 @@
       </w:rPr>
     </w:lvl>
   </w:abstractNum>
-  <w:num w:numId="1" w16cid:durableId="1341808413">
+  <w:num w:numId="1">
     <w:abstractNumId w:val="0"/>
   </w:num>
-  <w:num w:numId="2" w16cid:durableId="341979952">
+  <w:num w:numId="2">
     <w:abstractNumId w:val="0"/>
   </w:num>
 </w:numbering>
 </file>
 
 <file path=word/styles.xml><?xml version="1.0" encoding="utf-8"?>
-<w:styles xmlns:mc="http://schemas.openxmlformats.org/markup-compatibility/2006" xmlns:r="http://schemas.openxmlformats.org/officeDocument/2006/relationships" xmlns:w="http://schemas.openxmlformats.org/wordprocessingml/2006/main" xmlns:w14="http://schemas.microsoft.com/office/word/2010/wordml" xmlns:w15="http://schemas.microsoft.com/office/word/2012/wordml" xmlns:w16cex="http://schemas.microsoft.com/office/word/2018/wordml/cex" xmlns:w16cid="http://schemas.microsoft.com/office/word/2016/wordml/cid" xmlns:w16="http://schemas.microsoft.com/office/word/2018/wordml" xmlns:w16du="http://schemas.microsoft.com/office/word/2023/wordml/word16du" xmlns:w16sdtdh="http://schemas.microsoft.com/office/word/2020/wordml/sdtdatahash" xmlns:w16sdtfl="http://schemas.microsoft.com/office/word/2024/wordml/sdtformatlock" xmlns:w16se="http://schemas.microsoft.com/office/word/2015/wordml/symex" mc:Ignorable="w14 w15 w16se w16cid w16 w16cex w16sdtdh w16sdtfl w16du">
+<w:styles xmlns:mc="http://schemas.openxmlformats.org/markup-compatibility/2006" xmlns:r="http://schemas.openxmlformats.org/officeDocument/2006/relationships" xmlns:w="http://schemas.openxmlformats.org/wordprocessingml/2006/main" xmlns:w14="http://schemas.microsoft.com/office/word/2010/wordml" xmlns:w15="http://schemas.microsoft.com/office/word/2012/wordml" xmlns:w16se="http://schemas.microsoft.com/office/word/2015/wordml/symex" mc:Ignorable="w14 w15 w16se">
   <w:docDefaults>
     <w:rPrDefault>
       <w:rPr>
@@ -1203,7 +1274,7 @@
       </w:pPr>
     </w:pPrDefault>
   </w:docDefaults>
-  <w:latentStyles w:defLockedState="0" w:defUIPriority="99" w:defSemiHidden="0" w:defUnhideWhenUsed="0" w:defQFormat="0" w:count="376">
+  <w:latentStyles w:defLockedState="0" w:defUIPriority="99" w:defSemiHidden="0" w:defUnhideWhenUsed="0" w:defQFormat="0" w:count="371">
     <w:lsdException w:name="Normal" w:uiPriority="0" w:qFormat="1"/>
     <w:lsdException w:name="heading 1" w:uiPriority="9" w:qFormat="1"/>
     <w:lsdException w:name="heading 2" w:semiHidden="1" w:uiPriority="9" w:unhideWhenUsed="1" w:qFormat="1"/>
@@ -1575,11 +1646,6 @@
     <w:lsdException w:name="List Table 5 Dark Accent 6" w:uiPriority="50"/>
     <w:lsdException w:name="List Table 6 Colorful Accent 6" w:uiPriority="51"/>
     <w:lsdException w:name="List Table 7 Colorful Accent 6" w:uiPriority="52"/>
-    <w:lsdException w:name="Mention" w:semiHidden="1" w:unhideWhenUsed="1"/>
-    <w:lsdException w:name="Smart Hyperlink" w:semiHidden="1" w:unhideWhenUsed="1"/>
-    <w:lsdException w:name="Hashtag" w:semiHidden="1" w:unhideWhenUsed="1"/>
-    <w:lsdException w:name="Unresolved Mention" w:semiHidden="1" w:unhideWhenUsed="1"/>
-    <w:lsdException w:name="Smart Link" w:semiHidden="1" w:unhideWhenUsed="1"/>
   </w:latentStyles>
   <w:style w:type="paragraph" w:default="1" w:styleId="Normal">
     <w:name w:val="Normal"/>

--- a/Modelos_documentos/modelo_cotizacion.docx
+++ b/Modelos_documentos/modelo_cotizacion.docx
@@ -298,7 +298,7 @@
           <w:szCs w:val="24"/>
           <w:lang w:val="es-ES" w:eastAsia="es-ES"/>
         </w:rPr>
-        <w:t>25 de agosto de 2025</w:t>
+        <w:t>26 de agosto de 2025</w:t>
       </w:r>
       <w:r>
         <w:rPr>
@@ -534,16 +534,18 @@
         </w:rPr>
         <w:t xml:space="preserve">bajo la modalidad </w:t>
       </w:r>
-      <w:r>
-        <w:rPr>
-          <w:rFonts w:ascii="Garamond" w:eastAsia="Times New Roman" w:hAnsi="Garamond" w:cs="Adobe Devanagari"/>
-          <w:color w:val="000000"/>
-          <w:sz w:val="24"/>
-          <w:szCs w:val="24"/>
-          <w:lang w:eastAsia="es-PE"/>
-        </w:rPr>
-        <w:t>híbrida</w:t>
-      </w:r>
+      <w:proofErr w:type="spellStart"/>
+      <w:r>
+        <w:rPr>
+          <w:rFonts w:ascii="Garamond" w:eastAsia="Times New Roman" w:hAnsi="Garamond" w:cs="Adobe Devanagari"/>
+          <w:color w:val="000000"/>
+          <w:sz w:val="24"/>
+          <w:szCs w:val="24"/>
+          <w:lang w:eastAsia="es-PE"/>
+        </w:rPr>
+        <w:t>modalidad_servicio</w:t>
+      </w:r>
+      <w:proofErr w:type="spellEnd"/>
       <w:r>
         <w:rPr>
           <w:rFonts w:ascii="Garamond" w:eastAsia="Times New Roman" w:hAnsi="Garamond" w:cs="Adobe Devanagari"/>
@@ -564,158 +566,6 @@
         </w:rPr>
         <w:t>en el Centro de Idiomas de la Facultad de Letras y Ciencias Humanas, realizando las siguientes actividades:</w:t>
       </w:r>
-    </w:p>
-    <w:p>
-      <w:pPr>
-        <w:numPr>
-          <w:ilvl w:val="0"/>
-          <w:numId w:val="2"/>
-        </w:numPr>
-        <w:spacing w:after="0" w:line="240" w:lineRule="auto"/>
-        <w:contextualSpacing/>
-        <w:rPr>
-          <w:rFonts w:ascii="Garamond" w:eastAsia="Times New Roman" w:hAnsi="Garamond" w:cs="Adobe Devanagari"/>
-          <w:sz w:val="24"/>
-          <w:szCs w:val="24"/>
-          <w:lang w:val="es-ES" w:eastAsia="es-ES"/>
-        </w:rPr>
-      </w:pPr>
-      <w:r>
-        <w:rPr>
-          <w:rFonts w:ascii="Garamond" w:eastAsia="Times New Roman" w:hAnsi="Garamond" w:cs="Adobe Devanagari"/>
-          <w:sz w:val="24"/>
-          <w:szCs w:val="24"/>
-          <w:lang w:val="es-ES" w:eastAsia="es-ES"/>
-        </w:rPr>
-        <w:t>Dictar clases</w:t>
-      </w:r>
-    </w:p>
-    <w:p>
-      <w:pPr>
-        <w:numPr>
-          <w:ilvl w:val="0"/>
-          <w:numId w:val="2"/>
-        </w:numPr>
-        <w:spacing w:after="0" w:line="240" w:lineRule="auto"/>
-        <w:contextualSpacing/>
-        <w:rPr>
-          <w:rFonts w:ascii="Garamond" w:eastAsia="Times New Roman" w:hAnsi="Garamond" w:cs="Adobe Devanagari"/>
-          <w:sz w:val="24"/>
-          <w:szCs w:val="24"/>
-          <w:lang w:val="es-ES" w:eastAsia="es-ES"/>
-        </w:rPr>
-      </w:pPr>
-      <w:r>
-        <w:rPr>
-          <w:rFonts w:ascii="Garamond" w:eastAsia="Times New Roman" w:hAnsi="Garamond" w:cs="Adobe Devanagari"/>
-          <w:sz w:val="24"/>
-          <w:szCs w:val="24"/>
-          <w:lang w:val="es-ES" w:eastAsia="es-ES"/>
-        </w:rPr>
-        <w:t>Preparar las clases</w:t>
-      </w:r>
-    </w:p>
-    <w:p>
-      <w:pPr>
-        <w:numPr>
-          <w:ilvl w:val="0"/>
-          <w:numId w:val="2"/>
-        </w:numPr>
-        <w:spacing w:after="0" w:line="240" w:lineRule="auto"/>
-        <w:contextualSpacing/>
-        <w:rPr>
-          <w:rFonts w:ascii="Garamond" w:eastAsia="Times New Roman" w:hAnsi="Garamond" w:cs="Adobe Devanagari"/>
-          <w:sz w:val="24"/>
-          <w:szCs w:val="24"/>
-          <w:lang w:val="es-ES" w:eastAsia="es-ES"/>
-        </w:rPr>
-      </w:pPr>
-      <w:r>
-        <w:rPr>
-          <w:rFonts w:ascii="Garamond" w:eastAsia="Times New Roman" w:hAnsi="Garamond" w:cs="Adobe Devanagari"/>
-          <w:sz w:val="24"/>
-          <w:szCs w:val="24"/>
-          <w:lang w:val="es-ES" w:eastAsia="es-ES"/>
-        </w:rPr>
-        <w:t>Evaluar a los alumnos</w:t>
-      </w:r>
-    </w:p>
-    <w:p>
-      <w:pPr>
-        <w:numPr>
-          <w:ilvl w:val="0"/>
-          <w:numId w:val="2"/>
-        </w:numPr>
-        <w:spacing w:after="0" w:line="240" w:lineRule="auto"/>
-        <w:contextualSpacing/>
-        <w:rPr>
-          <w:rFonts w:ascii="Garamond" w:eastAsia="Times New Roman" w:hAnsi="Garamond" w:cs="Adobe Devanagari"/>
-          <w:sz w:val="24"/>
-          <w:szCs w:val="24"/>
-          <w:lang w:val="es-ES" w:eastAsia="es-ES"/>
-        </w:rPr>
-      </w:pPr>
-      <w:r>
-        <w:rPr>
-          <w:rFonts w:ascii="Garamond" w:eastAsia="Times New Roman" w:hAnsi="Garamond" w:cs="Adobe Devanagari"/>
-          <w:sz w:val="24"/>
-          <w:szCs w:val="24"/>
-          <w:lang w:val="es-ES" w:eastAsia="es-ES"/>
-        </w:rPr>
-        <w:t>Diseñar exámenes</w:t>
-      </w:r>
-    </w:p>
-    <w:p>
-      <w:pPr>
-        <w:numPr>
-          <w:ilvl w:val="0"/>
-          <w:numId w:val="2"/>
-        </w:numPr>
-        <w:spacing w:after="0" w:line="240" w:lineRule="auto"/>
-        <w:contextualSpacing/>
-        <w:rPr>
-          <w:rFonts w:ascii="Garamond" w:eastAsia="Times New Roman" w:hAnsi="Garamond" w:cs="Adobe Devanagari"/>
-          <w:sz w:val="24"/>
-          <w:szCs w:val="24"/>
-          <w:lang w:val="es-ES" w:eastAsia="es-ES"/>
-        </w:rPr>
-      </w:pPr>
-      <w:r>
-        <w:rPr>
-          <w:rFonts w:ascii="Garamond" w:eastAsia="Times New Roman" w:hAnsi="Garamond" w:cs="Adobe Devanagari"/>
-          <w:sz w:val="24"/>
-          <w:szCs w:val="24"/>
-          <w:lang w:val="es-ES" w:eastAsia="es-ES"/>
-        </w:rPr>
-        <w:t>Entregar acta de nota</w:t>
-      </w:r>
-    </w:p>
-    <w:p>
-      <w:pPr>
-        <w:numPr>
-          <w:ilvl w:val="0"/>
-          <w:numId w:val="2"/>
-        </w:numPr>
-        <w:spacing w:after="0" w:line="240" w:lineRule="auto"/>
-        <w:contextualSpacing/>
-        <w:rPr>
-          <w:rFonts w:ascii="Garamond" w:eastAsia="Times New Roman" w:hAnsi="Garamond" w:cs="Adobe Devanagari"/>
-          <w:sz w:val="24"/>
-          <w:szCs w:val="24"/>
-          <w:lang w:val="es-ES" w:eastAsia="es-ES"/>
-        </w:rPr>
-      </w:pPr>
-      <w:r>
-        <w:rPr>
-          <w:rFonts w:ascii="Garamond" w:eastAsia="Times New Roman" w:hAnsi="Garamond" w:cs="Adobe Devanagari"/>
-          <w:sz w:val="24"/>
-          <w:szCs w:val="24"/>
-          <w:lang w:val="es-ES" w:eastAsia="es-ES"/>
-        </w:rPr>
-        <w:t>Presentar informe de dictado de curso</w:t>
-      </w:r>
-      <w:bookmarkStart w:id="0" w:name="_GoBack"/>
-      <w:bookmarkEnd w:id="0"/>
     </w:p>
     <w:p>
       <w:pPr>
@@ -729,6 +579,17 @@
           <w:lang w:val="es-ES" w:eastAsia="es-ES"/>
         </w:rPr>
       </w:pPr>
+      <w:r>
+        <w:rPr>
+          <w:rFonts w:ascii="Garamond" w:eastAsia="Times New Roman" w:hAnsi="Garamond" w:cs="Adobe Devanagari"/>
+          <w:sz w:val="24"/>
+          <w:szCs w:val="24"/>
+          <w:lang w:val="es-ES" w:eastAsia="es-ES"/>
+        </w:rPr>
+        <w:t>actividades_admin</w:t>
+      </w:r>
+      <w:bookmarkStart w:id="0" w:name="_GoBack"/>
+      <w:bookmarkEnd w:id="0"/>
     </w:p>
     <w:p>
       <w:pPr>

--- a/Modelos_documentos/modelo_cotizacion.docx
+++ b/Modelos_documentos/modelo_cotizacion.docx
@@ -298,7 +298,7 @@
           <w:szCs w:val="24"/>
           <w:lang w:val="es-ES" w:eastAsia="es-ES"/>
         </w:rPr>
-        <w:t>26 de agosto de 2025</w:t>
+        <w:t>17 de diciembre de 2025</w:t>
       </w:r>
       <w:r>
         <w:rPr>
@@ -490,7 +490,19 @@
           <w:szCs w:val="24"/>
           <w:lang w:eastAsia="es-PE"/>
         </w:rPr>
-        <w:t xml:space="preserve">A su solicitud, presento la cotización para el </w:t>
+        <w:t>A su solicitud, presento la cotización pa</w:t>
+      </w:r>
+      <w:bookmarkStart w:id="0" w:name="_GoBack"/>
+      <w:bookmarkEnd w:id="0"/>
+      <w:r>
+        <w:rPr>
+          <w:rFonts w:ascii="Garamond" w:eastAsia="Times New Roman" w:hAnsi="Garamond" w:cs="Adobe Devanagari"/>
+          <w:color w:val="000000"/>
+          <w:sz w:val="24"/>
+          <w:szCs w:val="24"/>
+          <w:lang w:eastAsia="es-PE"/>
+        </w:rPr>
+        <w:t xml:space="preserve">ra el </w:t>
       </w:r>
       <w:proofErr w:type="spellStart"/>
       <w:r>
@@ -588,8 +600,6 @@
         </w:rPr>
         <w:t>actividades_admin</w:t>
       </w:r>
-      <w:bookmarkStart w:id="0" w:name="_GoBack"/>
-      <w:bookmarkEnd w:id="0"/>
     </w:p>
     <w:p>
       <w:pPr>
@@ -679,7 +689,15 @@
           <w:sz w:val="24"/>
           <w:szCs w:val="24"/>
         </w:rPr>
-        <w:t>Monto total del servicio</w:t>
+        <w:t xml:space="preserve">Monto </w:t>
+      </w:r>
+      <w:r>
+        <w:rPr>
+          <w:rFonts w:ascii="Garamond" w:hAnsi="Garamond" w:cs="Adobe Devanagari"/>
+          <w:sz w:val="24"/>
+          <w:szCs w:val="24"/>
+        </w:rPr>
+        <w:t>del servicio:</w:t>
       </w:r>
       <w:r>
         <w:rPr>
@@ -701,34 +719,6 @@
         <w:t>monto_subtotal</w:t>
       </w:r>
       <w:proofErr w:type="spellEnd"/>
-      <w:r>
-        <w:rPr>
-          <w:rFonts w:ascii="Garamond" w:hAnsi="Garamond"/>
-          <w:sz w:val="24"/>
-          <w:szCs w:val="24"/>
-        </w:rPr>
-        <w:t xml:space="preserve">, </w:t>
-      </w:r>
-      <w:r>
-        <w:rPr>
-          <w:rFonts w:ascii="Garamond" w:eastAsia="Times New Roman" w:hAnsi="Garamond" w:cs="Adobe Devanagari"/>
-          <w:color w:val="000000"/>
-          <w:sz w:val="24"/>
-          <w:szCs w:val="24"/>
-          <w:lang w:eastAsia="es-PE"/>
-        </w:rPr>
-        <w:t>i</w:t>
-      </w:r>
-      <w:r>
-        <w:rPr>
-          <w:rFonts w:ascii="Garamond" w:eastAsia="Times New Roman" w:hAnsi="Garamond" w:cs="Adobe Devanagari"/>
-          <w:color w:val="000000"/>
-          <w:sz w:val="24"/>
-          <w:szCs w:val="24"/>
-          <w:lang w:eastAsia="es-PE"/>
-        </w:rPr>
-        <w:t>ncluye el impuesto y la contribución de ley.</w:t>
-      </w:r>
     </w:p>
     <w:p>
       <w:pPr>

--- a/Modelos_documentos/modelo_cotizacion.docx
+++ b/Modelos_documentos/modelo_cotizacion.docx
@@ -1,6 +1,6 @@
 
 <file path=word/document.xml><?xml version="1.0" encoding="utf-8"?>
-<w:document xmlns:wpc="http://schemas.microsoft.com/office/word/2010/wordprocessingCanvas" xmlns:cx="http://schemas.microsoft.com/office/drawing/2014/chartex" xmlns:mc="http://schemas.openxmlformats.org/markup-compatibility/2006" xmlns:o="urn:schemas-microsoft-com:office:office" xmlns:r="http://schemas.openxmlformats.org/officeDocument/2006/relationships" xmlns:m="http://schemas.openxmlformats.org/officeDocument/2006/math" xmlns:v="urn:schemas-microsoft-com:vml" xmlns:wp14="http://schemas.microsoft.com/office/word/2010/wordprocessingDrawing" xmlns:wp="http://schemas.openxmlformats.org/drawingml/2006/wordprocessingDrawing" xmlns:w10="urn:schemas-microsoft-com:office:word" xmlns:w="http://schemas.openxmlformats.org/wordprocessingml/2006/main" xmlns:w14="http://schemas.microsoft.com/office/word/2010/wordml" xmlns:w15="http://schemas.microsoft.com/office/word/2012/wordml" xmlns:w16se="http://schemas.microsoft.com/office/word/2015/wordml/symex" xmlns:wpg="http://schemas.microsoft.com/office/word/2010/wordprocessingGroup" xmlns:wpi="http://schemas.microsoft.com/office/word/2010/wordprocessingInk" xmlns:wne="http://schemas.microsoft.com/office/word/2006/wordml" xmlns:wps="http://schemas.microsoft.com/office/word/2010/wordprocessingShape" mc:Ignorable="w14 w15 w16se wp14">
+<w:document xmlns:wpc="http://schemas.microsoft.com/office/word/2010/wordprocessingCanvas" xmlns:cx="http://schemas.microsoft.com/office/drawing/2014/chartex" xmlns:cx1="http://schemas.microsoft.com/office/drawing/2015/9/8/chartex" xmlns:cx2="http://schemas.microsoft.com/office/drawing/2015/10/21/chartex" xmlns:cx3="http://schemas.microsoft.com/office/drawing/2016/5/9/chartex" xmlns:cx4="http://schemas.microsoft.com/office/drawing/2016/5/10/chartex" xmlns:cx5="http://schemas.microsoft.com/office/drawing/2016/5/11/chartex" xmlns:cx6="http://schemas.microsoft.com/office/drawing/2016/5/12/chartex" xmlns:cx7="http://schemas.microsoft.com/office/drawing/2016/5/13/chartex" xmlns:cx8="http://schemas.microsoft.com/office/drawing/2016/5/14/chartex" xmlns:mc="http://schemas.openxmlformats.org/markup-compatibility/2006" xmlns:aink="http://schemas.microsoft.com/office/drawing/2016/ink" xmlns:am3d="http://schemas.microsoft.com/office/drawing/2017/model3d" xmlns:o="urn:schemas-microsoft-com:office:office" xmlns:oel="http://schemas.microsoft.com/office/2019/extlst" xmlns:r="http://schemas.openxmlformats.org/officeDocument/2006/relationships" xmlns:m="http://schemas.openxmlformats.org/officeDocument/2006/math" xmlns:v="urn:schemas-microsoft-com:vml" xmlns:wp14="http://schemas.microsoft.com/office/word/2010/wordprocessingDrawing" xmlns:wp="http://schemas.openxmlformats.org/drawingml/2006/wordprocessingDrawing" xmlns:w10="urn:schemas-microsoft-com:office:word" xmlns:w="http://schemas.openxmlformats.org/wordprocessingml/2006/main" xmlns:w14="http://schemas.microsoft.com/office/word/2010/wordml" xmlns:w15="http://schemas.microsoft.com/office/word/2012/wordml" xmlns:w16cex="http://schemas.microsoft.com/office/word/2018/wordml/cex" xmlns:w16cid="http://schemas.microsoft.com/office/word/2016/wordml/cid" xmlns:w16="http://schemas.microsoft.com/office/word/2018/wordml" xmlns:w16du="http://schemas.microsoft.com/office/word/2023/wordml/word16du" xmlns:w16sdtdh="http://schemas.microsoft.com/office/word/2020/wordml/sdtdatahash" xmlns:w16sdtfl="http://schemas.microsoft.com/office/word/2024/wordml/sdtformatlock" xmlns:w16se="http://schemas.microsoft.com/office/word/2015/wordml/symex" xmlns:wpg="http://schemas.microsoft.com/office/word/2010/wordprocessingGroup" xmlns:wpi="http://schemas.microsoft.com/office/word/2010/wordprocessingInk" xmlns:wne="http://schemas.microsoft.com/office/word/2006/wordml" xmlns:wps="http://schemas.microsoft.com/office/word/2010/wordprocessingShape" mc:Ignorable="w14 w15 w16se w16cid w16 w16cex w16sdtdh w16sdtfl w16du wp14">
   <w:body>
     <w:p>
       <w:pPr>
@@ -15,7 +15,6 @@
           <w:lang w:eastAsia="es-PE"/>
         </w:rPr>
       </w:pPr>
-      <w:proofErr w:type="spellStart"/>
       <w:r>
         <w:rPr>
           <w:rFonts w:ascii="Garamond" w:eastAsia="Times New Roman" w:hAnsi="Garamond" w:cs="Adobe Devanagari"/>
@@ -28,7 +27,6 @@
         </w:rPr>
         <w:t>nombre_docente</w:t>
       </w:r>
-      <w:proofErr w:type="spellEnd"/>
     </w:p>
     <w:p>
       <w:pPr>
@@ -43,7 +41,6 @@
           <w:lang w:eastAsia="es-PE"/>
         </w:rPr>
       </w:pPr>
-      <w:proofErr w:type="spellStart"/>
       <w:r>
         <w:rPr>
           <w:rFonts w:ascii="Garamond" w:eastAsia="Times New Roman" w:hAnsi="Garamond" w:cs="Adobe Devanagari"/>
@@ -92,7 +89,6 @@
         </w:rPr>
         <w:t>_cot</w:t>
       </w:r>
-      <w:proofErr w:type="spellEnd"/>
     </w:p>
     <w:p>
       <w:pPr>
@@ -110,7 +106,6 @@
           <w:lang w:eastAsia="es-PE"/>
         </w:rPr>
       </w:pPr>
-      <w:proofErr w:type="spellStart"/>
       <w:r>
         <w:rPr>
           <w:rFonts w:ascii="Garamond" w:eastAsia="Times New Roman" w:hAnsi="Garamond" w:cs="Adobe Devanagari"/>
@@ -123,7 +118,6 @@
         </w:rPr>
         <w:t>ruc_docente_cot</w:t>
       </w:r>
-      <w:proofErr w:type="spellEnd"/>
     </w:p>
     <w:p>
       <w:pPr>
@@ -137,7 +131,6 @@
           <w:szCs w:val="24"/>
         </w:rPr>
       </w:pPr>
-      <w:proofErr w:type="spellStart"/>
       <w:r>
         <w:rPr>
           <w:rFonts w:ascii="Garamond" w:hAnsi="Garamond"/>
@@ -148,7 +141,6 @@
         </w:rPr>
         <w:t>correo_docente_cot</w:t>
       </w:r>
-      <w:proofErr w:type="spellEnd"/>
     </w:p>
     <w:p>
       <w:pPr>
@@ -164,7 +156,6 @@
           <w:szCs w:val="24"/>
         </w:rPr>
       </w:pPr>
-      <w:proofErr w:type="spellStart"/>
       <w:r>
         <w:rPr>
           <w:rFonts w:ascii="Garamond" w:eastAsia="Times New Roman" w:hAnsi="Garamond" w:cs="Adobe Devanagari"/>
@@ -189,7 +180,6 @@
         </w:rPr>
         <w:t>_cot</w:t>
       </w:r>
-      <w:proofErr w:type="spellEnd"/>
     </w:p>
     <w:p>
       <w:pPr>
@@ -298,7 +288,7 @@
           <w:szCs w:val="24"/>
           <w:lang w:val="es-ES" w:eastAsia="es-ES"/>
         </w:rPr>
-        <w:t>17 de diciembre de 2025</w:t>
+        <w:t>5 de enero de 2026</w:t>
       </w:r>
       <w:r>
         <w:rPr>
@@ -490,21 +480,8 @@
           <w:szCs w:val="24"/>
           <w:lang w:eastAsia="es-PE"/>
         </w:rPr>
-        <w:t>A su solicitud, presento la cotización pa</w:t>
-      </w:r>
-      <w:bookmarkStart w:id="0" w:name="_GoBack"/>
-      <w:bookmarkEnd w:id="0"/>
-      <w:r>
-        <w:rPr>
-          <w:rFonts w:ascii="Garamond" w:eastAsia="Times New Roman" w:hAnsi="Garamond" w:cs="Adobe Devanagari"/>
-          <w:color w:val="000000"/>
-          <w:sz w:val="24"/>
-          <w:szCs w:val="24"/>
-          <w:lang w:eastAsia="es-PE"/>
-        </w:rPr>
-        <w:t xml:space="preserve">ra el </w:t>
-      </w:r>
-      <w:proofErr w:type="spellStart"/>
+        <w:t xml:space="preserve">A su solicitud, presento la cotización para el </w:t>
+      </w:r>
       <w:r>
         <w:rPr>
           <w:rFonts w:ascii="Garamond" w:eastAsia="Times New Roman" w:hAnsi="Garamond" w:cs="Adobe Devanagari"/>
@@ -517,7 +494,6 @@
         </w:rPr>
         <w:t>descripcion_servicio</w:t>
       </w:r>
-      <w:proofErr w:type="spellEnd"/>
       <w:r>
         <w:rPr>
           <w:rFonts w:ascii="Garamond" w:hAnsi="Garamond"/>
@@ -546,7 +522,6 @@
         </w:rPr>
         <w:t xml:space="preserve">bajo la modalidad </w:t>
       </w:r>
-      <w:proofErr w:type="spellStart"/>
       <w:r>
         <w:rPr>
           <w:rFonts w:ascii="Garamond" w:eastAsia="Times New Roman" w:hAnsi="Garamond" w:cs="Adobe Devanagari"/>
@@ -557,7 +532,6 @@
         </w:rPr>
         <w:t>modalidad_servicio</w:t>
       </w:r>
-      <w:proofErr w:type="spellEnd"/>
       <w:r>
         <w:rPr>
           <w:rFonts w:ascii="Garamond" w:eastAsia="Times New Roman" w:hAnsi="Garamond" w:cs="Adobe Devanagari"/>
@@ -598,7 +572,16 @@
           <w:szCs w:val="24"/>
           <w:lang w:val="es-ES" w:eastAsia="es-ES"/>
         </w:rPr>
-        <w:t>actividades_admin</w:t>
+        <w:t>a</w:t>
+      </w:r>
+      <w:r>
+        <w:rPr>
+          <w:rFonts w:ascii="Garamond" w:eastAsia="Times New Roman" w:hAnsi="Garamond" w:cs="Adobe Devanagari"/>
+          <w:sz w:val="24"/>
+          <w:szCs w:val="24"/>
+          <w:lang w:val="es-ES" w:eastAsia="es-ES"/>
+        </w:rPr>
+        <w:t>ctividades_admin</w:t>
       </w:r>
     </w:p>
     <w:p>
@@ -661,7 +644,6 @@
         </w:rPr>
         <w:t xml:space="preserve"> </w:t>
       </w:r>
-      <w:proofErr w:type="spellStart"/>
       <w:r>
         <w:rPr>
           <w:rFonts w:ascii="Garamond" w:hAnsi="Garamond" w:cs="Adobe Devanagari"/>
@@ -672,7 +654,6 @@
         </w:rPr>
         <w:t>categoria_monto</w:t>
       </w:r>
-      <w:proofErr w:type="spellEnd"/>
     </w:p>
     <w:p>
       <w:pPr>
@@ -707,7 +688,6 @@
         </w:rPr>
         <w:t xml:space="preserve"> </w:t>
       </w:r>
-      <w:proofErr w:type="spellStart"/>
       <w:r>
         <w:rPr>
           <w:rFonts w:ascii="Garamond" w:hAnsi="Garamond"/>
@@ -718,7 +698,6 @@
         </w:rPr>
         <w:t>monto_subtotal</w:t>
       </w:r>
-      <w:proofErr w:type="spellEnd"/>
     </w:p>
     <w:p>
       <w:pPr>
@@ -840,8 +819,6 @@
           <w:lang w:val="pt-BR" w:eastAsia="es-PE"/>
         </w:rPr>
       </w:pPr>
-      <w:proofErr w:type="spellStart"/>
-      <w:proofErr w:type="gramStart"/>
       <w:r>
         <w:rPr>
           <w:rFonts w:ascii="Garamond" w:eastAsia="Times New Roman" w:hAnsi="Garamond" w:cs="Adobe Devanagari"/>
@@ -864,22 +841,8 @@
           <w:szCs w:val="24"/>
           <w:lang w:val="pt-BR" w:eastAsia="es-PE"/>
         </w:rPr>
-        <w:t>irma</w:t>
-      </w:r>
-      <w:proofErr w:type="gramEnd"/>
-      <w:r>
-        <w:rPr>
-          <w:rFonts w:ascii="Garamond" w:eastAsia="Times New Roman" w:hAnsi="Garamond" w:cs="Adobe Devanagari"/>
-          <w:b/>
-          <w:bCs/>
-          <w:color w:val="000000"/>
-          <w:sz w:val="24"/>
-          <w:szCs w:val="24"/>
-          <w:lang w:val="pt-BR" w:eastAsia="es-PE"/>
-        </w:rPr>
-        <w:t>_docente</w:t>
-      </w:r>
-      <w:proofErr w:type="spellEnd"/>
+        <w:t>irma_docente</w:t>
+      </w:r>
     </w:p>
     <w:p>
       <w:pPr>
@@ -894,8 +857,6 @@
           <w:lang w:val="pt-BR" w:eastAsia="es-PE"/>
         </w:rPr>
       </w:pPr>
-      <w:proofErr w:type="spellStart"/>
-      <w:proofErr w:type="gramStart"/>
       <w:r>
         <w:rPr>
           <w:rFonts w:ascii="Garamond" w:eastAsia="Times New Roman" w:hAnsi="Garamond" w:cs="Adobe Devanagari"/>
@@ -906,22 +867,8 @@
           <w:szCs w:val="24"/>
           <w:lang w:val="pt-BR" w:eastAsia="es-PE"/>
         </w:rPr>
-        <w:t>nombre</w:t>
-      </w:r>
-      <w:proofErr w:type="gramEnd"/>
-      <w:r>
-        <w:rPr>
-          <w:rFonts w:ascii="Garamond" w:eastAsia="Times New Roman" w:hAnsi="Garamond" w:cs="Adobe Devanagari"/>
-          <w:b/>
-          <w:bCs/>
-          <w:color w:val="000000"/>
-          <w:sz w:val="24"/>
-          <w:szCs w:val="24"/>
-          <w:lang w:val="pt-BR" w:eastAsia="es-PE"/>
-        </w:rPr>
-        <w:t>_docente</w:t>
-      </w:r>
-      <w:proofErr w:type="spellEnd"/>
+        <w:t>nombre_docente</w:t>
+      </w:r>
     </w:p>
     <w:p>
       <w:pPr>
@@ -936,7 +883,6 @@
           <w:lang w:val="pt-BR"/>
         </w:rPr>
       </w:pPr>
-      <w:proofErr w:type="spellStart"/>
       <w:r>
         <w:rPr>
           <w:rFonts w:ascii="Garamond" w:eastAsia="Times New Roman" w:hAnsi="Garamond" w:cs="Adobe Devanagari"/>
@@ -973,7 +919,6 @@
         </w:rPr>
         <w:t>_cot</w:t>
       </w:r>
-      <w:proofErr w:type="spellEnd"/>
     </w:p>
     <w:sectPr>
       <w:pgSz w:w="12240" w:h="15840"/>
@@ -986,7 +931,7 @@
 </file>
 
 <file path=word/numbering.xml><?xml version="1.0" encoding="utf-8"?>
-<w:numbering xmlns:wpc="http://schemas.microsoft.com/office/word/2010/wordprocessingCanvas" xmlns:cx="http://schemas.microsoft.com/office/drawing/2014/chartex" xmlns:mc="http://schemas.openxmlformats.org/markup-compatibility/2006" xmlns:o="urn:schemas-microsoft-com:office:office" xmlns:r="http://schemas.openxmlformats.org/officeDocument/2006/relationships" xmlns:m="http://schemas.openxmlformats.org/officeDocument/2006/math" xmlns:v="urn:schemas-microsoft-com:vml" xmlns:wp14="http://schemas.microsoft.com/office/word/2010/wordprocessingDrawing" xmlns:wp="http://schemas.openxmlformats.org/drawingml/2006/wordprocessingDrawing" xmlns:w10="urn:schemas-microsoft-com:office:word" xmlns:w="http://schemas.openxmlformats.org/wordprocessingml/2006/main" xmlns:w14="http://schemas.microsoft.com/office/word/2010/wordml" xmlns:w15="http://schemas.microsoft.com/office/word/2012/wordml" xmlns:w16se="http://schemas.microsoft.com/office/word/2015/wordml/symex" xmlns:wpg="http://schemas.microsoft.com/office/word/2010/wordprocessingGroup" xmlns:wpi="http://schemas.microsoft.com/office/word/2010/wordprocessingInk" xmlns:wne="http://schemas.microsoft.com/office/word/2006/wordml" xmlns:wps="http://schemas.microsoft.com/office/word/2010/wordprocessingShape" mc:Ignorable="w14 w15 w16se wp14">
+<w:numbering xmlns:wpc="http://schemas.microsoft.com/office/word/2010/wordprocessingCanvas" xmlns:cx="http://schemas.microsoft.com/office/drawing/2014/chartex" xmlns:cx1="http://schemas.microsoft.com/office/drawing/2015/9/8/chartex" xmlns:cx2="http://schemas.microsoft.com/office/drawing/2015/10/21/chartex" xmlns:cx3="http://schemas.microsoft.com/office/drawing/2016/5/9/chartex" xmlns:cx4="http://schemas.microsoft.com/office/drawing/2016/5/10/chartex" xmlns:cx5="http://schemas.microsoft.com/office/drawing/2016/5/11/chartex" xmlns:cx6="http://schemas.microsoft.com/office/drawing/2016/5/12/chartex" xmlns:cx7="http://schemas.microsoft.com/office/drawing/2016/5/13/chartex" xmlns:cx8="http://schemas.microsoft.com/office/drawing/2016/5/14/chartex" xmlns:mc="http://schemas.openxmlformats.org/markup-compatibility/2006" xmlns:aink="http://schemas.microsoft.com/office/drawing/2016/ink" xmlns:am3d="http://schemas.microsoft.com/office/drawing/2017/model3d" xmlns:o="urn:schemas-microsoft-com:office:office" xmlns:oel="http://schemas.microsoft.com/office/2019/extlst" xmlns:r="http://schemas.openxmlformats.org/officeDocument/2006/relationships" xmlns:m="http://schemas.openxmlformats.org/officeDocument/2006/math" xmlns:v="urn:schemas-microsoft-com:vml" xmlns:wp14="http://schemas.microsoft.com/office/word/2010/wordprocessingDrawing" xmlns:wp="http://schemas.openxmlformats.org/drawingml/2006/wordprocessingDrawing" xmlns:w10="urn:schemas-microsoft-com:office:word" xmlns:w="http://schemas.openxmlformats.org/wordprocessingml/2006/main" xmlns:w14="http://schemas.microsoft.com/office/word/2010/wordml" xmlns:w15="http://schemas.microsoft.com/office/word/2012/wordml" xmlns:w16cex="http://schemas.microsoft.com/office/word/2018/wordml/cex" xmlns:w16cid="http://schemas.microsoft.com/office/word/2016/wordml/cid" xmlns:w16="http://schemas.microsoft.com/office/word/2018/wordml" xmlns:w16du="http://schemas.microsoft.com/office/word/2023/wordml/word16du" xmlns:w16sdtdh="http://schemas.microsoft.com/office/word/2020/wordml/sdtdatahash" xmlns:w16sdtfl="http://schemas.microsoft.com/office/word/2024/wordml/sdtformatlock" xmlns:w16se="http://schemas.microsoft.com/office/word/2015/wordml/symex" xmlns:wpg="http://schemas.microsoft.com/office/word/2010/wordprocessingGroup" xmlns:wpi="http://schemas.microsoft.com/office/word/2010/wordprocessingInk" xmlns:wne="http://schemas.microsoft.com/office/word/2006/wordml" xmlns:wps="http://schemas.microsoft.com/office/word/2010/wordprocessingShape" mc:Ignorable="w14 w15 w16se w16cid w16 w16cex w16sdtdh w16sdtfl w16du wp14">
   <w:abstractNum w:abstractNumId="0" w15:restartNumberingAfterBreak="0">
     <w:nsid w:val="0D7C0568"/>
     <w:multiLevelType w:val="hybridMultilevel"/>
@@ -1099,17 +1044,17 @@
       </w:rPr>
     </w:lvl>
   </w:abstractNum>
-  <w:num w:numId="1">
+  <w:num w:numId="1" w16cid:durableId="1659916549">
     <w:abstractNumId w:val="0"/>
   </w:num>
-  <w:num w:numId="2">
+  <w:num w:numId="2" w16cid:durableId="2070181641">
     <w:abstractNumId w:val="0"/>
   </w:num>
 </w:numbering>
 </file>
 
 <file path=word/styles.xml><?xml version="1.0" encoding="utf-8"?>
-<w:styles xmlns:mc="http://schemas.openxmlformats.org/markup-compatibility/2006" xmlns:r="http://schemas.openxmlformats.org/officeDocument/2006/relationships" xmlns:w="http://schemas.openxmlformats.org/wordprocessingml/2006/main" xmlns:w14="http://schemas.microsoft.com/office/word/2010/wordml" xmlns:w15="http://schemas.microsoft.com/office/word/2012/wordml" xmlns:w16se="http://schemas.microsoft.com/office/word/2015/wordml/symex" mc:Ignorable="w14 w15 w16se">
+<w:styles xmlns:mc="http://schemas.openxmlformats.org/markup-compatibility/2006" xmlns:r="http://schemas.openxmlformats.org/officeDocument/2006/relationships" xmlns:w="http://schemas.openxmlformats.org/wordprocessingml/2006/main" xmlns:w14="http://schemas.microsoft.com/office/word/2010/wordml" xmlns:w15="http://schemas.microsoft.com/office/word/2012/wordml" xmlns:w16cex="http://schemas.microsoft.com/office/word/2018/wordml/cex" xmlns:w16cid="http://schemas.microsoft.com/office/word/2016/wordml/cid" xmlns:w16="http://schemas.microsoft.com/office/word/2018/wordml" xmlns:w16du="http://schemas.microsoft.com/office/word/2023/wordml/word16du" xmlns:w16sdtdh="http://schemas.microsoft.com/office/word/2020/wordml/sdtdatahash" xmlns:w16sdtfl="http://schemas.microsoft.com/office/word/2024/wordml/sdtformatlock" xmlns:w16se="http://schemas.microsoft.com/office/word/2015/wordml/symex" mc:Ignorable="w14 w15 w16se w16cid w16 w16cex w16sdtdh w16sdtfl w16du">
   <w:docDefaults>
     <w:rPrDefault>
       <w:rPr>
@@ -1125,7 +1070,7 @@
       </w:pPr>
     </w:pPrDefault>
   </w:docDefaults>
-  <w:latentStyles w:defLockedState="0" w:defUIPriority="99" w:defSemiHidden="0" w:defUnhideWhenUsed="0" w:defQFormat="0" w:count="371">
+  <w:latentStyles w:defLockedState="0" w:defUIPriority="99" w:defSemiHidden="0" w:defUnhideWhenUsed="0" w:defQFormat="0" w:count="376">
     <w:lsdException w:name="Normal" w:uiPriority="0" w:qFormat="1"/>
     <w:lsdException w:name="heading 1" w:uiPriority="9" w:qFormat="1"/>
     <w:lsdException w:name="heading 2" w:semiHidden="1" w:uiPriority="9" w:unhideWhenUsed="1" w:qFormat="1"/>
@@ -1497,6 +1442,11 @@
     <w:lsdException w:name="List Table 5 Dark Accent 6" w:uiPriority="50"/>
     <w:lsdException w:name="List Table 6 Colorful Accent 6" w:uiPriority="51"/>
     <w:lsdException w:name="List Table 7 Colorful Accent 6" w:uiPriority="52"/>
+    <w:lsdException w:name="Mention" w:semiHidden="1" w:unhideWhenUsed="1"/>
+    <w:lsdException w:name="Smart Hyperlink" w:semiHidden="1" w:unhideWhenUsed="1"/>
+    <w:lsdException w:name="Hashtag" w:semiHidden="1" w:unhideWhenUsed="1"/>
+    <w:lsdException w:name="Unresolved Mention" w:semiHidden="1" w:unhideWhenUsed="1"/>
+    <w:lsdException w:name="Smart Link" w:semiHidden="1" w:unhideWhenUsed="1"/>
   </w:latentStyles>
   <w:style w:type="paragraph" w:default="1" w:styleId="Normal">
     <w:name w:val="Normal"/>

--- a/Modelos_documentos/modelo_cotizacion.docx
+++ b/Modelos_documentos/modelo_cotizacion.docx
@@ -1,6 +1,6 @@
 
 <file path=word/document.xml><?xml version="1.0" encoding="utf-8"?>
-<w:document xmlns:wpc="http://schemas.microsoft.com/office/word/2010/wordprocessingCanvas" xmlns:cx="http://schemas.microsoft.com/office/drawing/2014/chartex" xmlns:cx1="http://schemas.microsoft.com/office/drawing/2015/9/8/chartex" xmlns:cx2="http://schemas.microsoft.com/office/drawing/2015/10/21/chartex" xmlns:cx3="http://schemas.microsoft.com/office/drawing/2016/5/9/chartex" xmlns:cx4="http://schemas.microsoft.com/office/drawing/2016/5/10/chartex" xmlns:cx5="http://schemas.microsoft.com/office/drawing/2016/5/11/chartex" xmlns:cx6="http://schemas.microsoft.com/office/drawing/2016/5/12/chartex" xmlns:cx7="http://schemas.microsoft.com/office/drawing/2016/5/13/chartex" xmlns:cx8="http://schemas.microsoft.com/office/drawing/2016/5/14/chartex" xmlns:mc="http://schemas.openxmlformats.org/markup-compatibility/2006" xmlns:aink="http://schemas.microsoft.com/office/drawing/2016/ink" xmlns:am3d="http://schemas.microsoft.com/office/drawing/2017/model3d" xmlns:o="urn:schemas-microsoft-com:office:office" xmlns:oel="http://schemas.microsoft.com/office/2019/extlst" xmlns:r="http://schemas.openxmlformats.org/officeDocument/2006/relationships" xmlns:m="http://schemas.openxmlformats.org/officeDocument/2006/math" xmlns:v="urn:schemas-microsoft-com:vml" xmlns:wp14="http://schemas.microsoft.com/office/word/2010/wordprocessingDrawing" xmlns:wp="http://schemas.openxmlformats.org/drawingml/2006/wordprocessingDrawing" xmlns:w10="urn:schemas-microsoft-com:office:word" xmlns:w="http://schemas.openxmlformats.org/wordprocessingml/2006/main" xmlns:w14="http://schemas.microsoft.com/office/word/2010/wordml" xmlns:w15="http://schemas.microsoft.com/office/word/2012/wordml" xmlns:w16cex="http://schemas.microsoft.com/office/word/2018/wordml/cex" xmlns:w16cid="http://schemas.microsoft.com/office/word/2016/wordml/cid" xmlns:w16="http://schemas.microsoft.com/office/word/2018/wordml" xmlns:w16du="http://schemas.microsoft.com/office/word/2023/wordml/word16du" xmlns:w16sdtdh="http://schemas.microsoft.com/office/word/2020/wordml/sdtdatahash" xmlns:w16sdtfl="http://schemas.microsoft.com/office/word/2024/wordml/sdtformatlock" xmlns:w16se="http://schemas.microsoft.com/office/word/2015/wordml/symex" xmlns:wpg="http://schemas.microsoft.com/office/word/2010/wordprocessingGroup" xmlns:wpi="http://schemas.microsoft.com/office/word/2010/wordprocessingInk" xmlns:wne="http://schemas.microsoft.com/office/word/2006/wordml" xmlns:wps="http://schemas.microsoft.com/office/word/2010/wordprocessingShape" mc:Ignorable="w14 w15 w16se w16cid w16 w16cex w16sdtdh w16sdtfl w16du wp14">
+<w:document xmlns:wpc="http://schemas.microsoft.com/office/word/2010/wordprocessingCanvas" xmlns:cx="http://schemas.microsoft.com/office/drawing/2014/chartex" xmlns:mc="http://schemas.openxmlformats.org/markup-compatibility/2006" xmlns:o="urn:schemas-microsoft-com:office:office" xmlns:r="http://schemas.openxmlformats.org/officeDocument/2006/relationships" xmlns:m="http://schemas.openxmlformats.org/officeDocument/2006/math" xmlns:v="urn:schemas-microsoft-com:vml" xmlns:wp14="http://schemas.microsoft.com/office/word/2010/wordprocessingDrawing" xmlns:wp="http://schemas.openxmlformats.org/drawingml/2006/wordprocessingDrawing" xmlns:w10="urn:schemas-microsoft-com:office:word" xmlns:w="http://schemas.openxmlformats.org/wordprocessingml/2006/main" xmlns:w14="http://schemas.microsoft.com/office/word/2010/wordml" xmlns:w15="http://schemas.microsoft.com/office/word/2012/wordml" xmlns:w16se="http://schemas.microsoft.com/office/word/2015/wordml/symex" xmlns:wpg="http://schemas.microsoft.com/office/word/2010/wordprocessingGroup" xmlns:wpi="http://schemas.microsoft.com/office/word/2010/wordprocessingInk" xmlns:wne="http://schemas.microsoft.com/office/word/2006/wordml" xmlns:wps="http://schemas.microsoft.com/office/word/2010/wordprocessingShape" mc:Ignorable="w14 w15 w16se wp14">
   <w:body>
     <w:p>
       <w:pPr>
@@ -15,6 +15,7 @@
           <w:lang w:eastAsia="es-PE"/>
         </w:rPr>
       </w:pPr>
+      <w:proofErr w:type="spellStart"/>
       <w:r>
         <w:rPr>
           <w:rFonts w:ascii="Garamond" w:eastAsia="Times New Roman" w:hAnsi="Garamond" w:cs="Adobe Devanagari"/>
@@ -27,6 +28,7 @@
         </w:rPr>
         <w:t>nombre_docente</w:t>
       </w:r>
+      <w:proofErr w:type="spellEnd"/>
     </w:p>
     <w:p>
       <w:pPr>
@@ -41,6 +43,7 @@
           <w:lang w:eastAsia="es-PE"/>
         </w:rPr>
       </w:pPr>
+      <w:proofErr w:type="spellStart"/>
       <w:r>
         <w:rPr>
           <w:rFonts w:ascii="Garamond" w:eastAsia="Times New Roman" w:hAnsi="Garamond" w:cs="Adobe Devanagari"/>
@@ -89,6 +92,7 @@
         </w:rPr>
         <w:t>_cot</w:t>
       </w:r>
+      <w:proofErr w:type="spellEnd"/>
     </w:p>
     <w:p>
       <w:pPr>
@@ -106,6 +110,7 @@
           <w:lang w:eastAsia="es-PE"/>
         </w:rPr>
       </w:pPr>
+      <w:proofErr w:type="spellStart"/>
       <w:r>
         <w:rPr>
           <w:rFonts w:ascii="Garamond" w:eastAsia="Times New Roman" w:hAnsi="Garamond" w:cs="Adobe Devanagari"/>
@@ -118,6 +123,7 @@
         </w:rPr>
         <w:t>ruc_docente_cot</w:t>
       </w:r>
+      <w:proofErr w:type="spellEnd"/>
     </w:p>
     <w:p>
       <w:pPr>
@@ -131,6 +137,7 @@
           <w:szCs w:val="24"/>
         </w:rPr>
       </w:pPr>
+      <w:proofErr w:type="spellStart"/>
       <w:r>
         <w:rPr>
           <w:rFonts w:ascii="Garamond" w:hAnsi="Garamond"/>
@@ -141,6 +148,7 @@
         </w:rPr>
         <w:t>correo_docente_cot</w:t>
       </w:r>
+      <w:proofErr w:type="spellEnd"/>
     </w:p>
     <w:p>
       <w:pPr>
@@ -156,6 +164,7 @@
           <w:szCs w:val="24"/>
         </w:rPr>
       </w:pPr>
+      <w:proofErr w:type="spellStart"/>
       <w:r>
         <w:rPr>
           <w:rFonts w:ascii="Garamond" w:eastAsia="Times New Roman" w:hAnsi="Garamond" w:cs="Adobe Devanagari"/>
@@ -180,6 +189,7 @@
         </w:rPr>
         <w:t>_cot</w:t>
       </w:r>
+      <w:proofErr w:type="spellEnd"/>
     </w:p>
     <w:p>
       <w:pPr>
@@ -288,7 +298,7 @@
           <w:szCs w:val="24"/>
           <w:lang w:val="es-ES" w:eastAsia="es-ES"/>
         </w:rPr>
-        <w:t>5 de enero de 2026</w:t>
+        <w:t>4 de febrero de 2026</w:t>
       </w:r>
       <w:r>
         <w:rPr>
@@ -353,7 +363,7 @@
           <w:szCs w:val="24"/>
           <w:lang w:eastAsia="es-PE"/>
         </w:rPr>
-        <w:t>Alicia Blanca Pacheco Morales</w:t>
+        <w:t>Armando Cadenillas López</w:t>
       </w:r>
     </w:p>
     <w:p>
@@ -372,7 +382,15 @@
           <w:color w:val="000000"/>
           <w:lang w:eastAsia="es-PE"/>
         </w:rPr>
-        <w:t xml:space="preserve">Directora </w:t>
+        <w:t>Director</w:t>
+      </w:r>
+      <w:r>
+        <w:rPr>
+          <w:rFonts w:ascii="Garamond" w:eastAsia="Times New Roman" w:hAnsi="Garamond" w:cs="Adobe Devanagari"/>
+          <w:color w:val="000000"/>
+          <w:lang w:eastAsia="es-PE"/>
+        </w:rPr>
+        <w:t xml:space="preserve"> </w:t>
       </w:r>
       <w:r>
         <w:rPr>
@@ -388,8 +406,10 @@
           <w:color w:val="000000"/>
           <w:lang w:eastAsia="es-PE"/>
         </w:rPr>
-        <w:t>ministrativa</w:t>
-      </w:r>
+        <w:t>ministrativo</w:t>
+      </w:r>
+      <w:bookmarkStart w:id="0" w:name="_GoBack"/>
+      <w:bookmarkEnd w:id="0"/>
       <w:r>
         <w:rPr>
           <w:rFonts w:ascii="Garamond" w:eastAsia="Times New Roman" w:hAnsi="Garamond" w:cs="Adobe Devanagari"/>
@@ -482,6 +502,7 @@
         </w:rPr>
         <w:t xml:space="preserve">A su solicitud, presento la cotización para el </w:t>
       </w:r>
+      <w:proofErr w:type="spellStart"/>
       <w:r>
         <w:rPr>
           <w:rFonts w:ascii="Garamond" w:eastAsia="Times New Roman" w:hAnsi="Garamond" w:cs="Adobe Devanagari"/>
@@ -494,6 +515,7 @@
         </w:rPr>
         <w:t>descripcion_servicio</w:t>
       </w:r>
+      <w:proofErr w:type="spellEnd"/>
       <w:r>
         <w:rPr>
           <w:rFonts w:ascii="Garamond" w:hAnsi="Garamond"/>
@@ -522,6 +544,7 @@
         </w:rPr>
         <w:t xml:space="preserve">bajo la modalidad </w:t>
       </w:r>
+      <w:proofErr w:type="spellStart"/>
       <w:r>
         <w:rPr>
           <w:rFonts w:ascii="Garamond" w:eastAsia="Times New Roman" w:hAnsi="Garamond" w:cs="Adobe Devanagari"/>
@@ -532,6 +555,7 @@
         </w:rPr>
         <w:t>modalidad_servicio</w:t>
       </w:r>
+      <w:proofErr w:type="spellEnd"/>
       <w:r>
         <w:rPr>
           <w:rFonts w:ascii="Garamond" w:eastAsia="Times New Roman" w:hAnsi="Garamond" w:cs="Adobe Devanagari"/>
@@ -565,6 +589,7 @@
           <w:lang w:val="es-ES" w:eastAsia="es-ES"/>
         </w:rPr>
       </w:pPr>
+      <w:proofErr w:type="spellStart"/>
       <w:r>
         <w:rPr>
           <w:rFonts w:ascii="Garamond" w:eastAsia="Times New Roman" w:hAnsi="Garamond" w:cs="Adobe Devanagari"/>
@@ -583,6 +608,7 @@
         </w:rPr>
         <w:t>ctividades_admin</w:t>
       </w:r>
+      <w:proofErr w:type="spellEnd"/>
     </w:p>
     <w:p>
       <w:pPr>
@@ -644,6 +670,7 @@
         </w:rPr>
         <w:t xml:space="preserve"> </w:t>
       </w:r>
+      <w:proofErr w:type="spellStart"/>
       <w:r>
         <w:rPr>
           <w:rFonts w:ascii="Garamond" w:hAnsi="Garamond" w:cs="Adobe Devanagari"/>
@@ -654,6 +681,7 @@
         </w:rPr>
         <w:t>categoria_monto</w:t>
       </w:r>
+      <w:proofErr w:type="spellEnd"/>
     </w:p>
     <w:p>
       <w:pPr>
@@ -688,6 +716,7 @@
         </w:rPr>
         <w:t xml:space="preserve"> </w:t>
       </w:r>
+      <w:proofErr w:type="spellStart"/>
       <w:r>
         <w:rPr>
           <w:rFonts w:ascii="Garamond" w:hAnsi="Garamond"/>
@@ -698,6 +727,7 @@
         </w:rPr>
         <w:t>monto_subtotal</w:t>
       </w:r>
+      <w:proofErr w:type="spellEnd"/>
     </w:p>
     <w:p>
       <w:pPr>
@@ -819,6 +849,8 @@
           <w:lang w:val="pt-BR" w:eastAsia="es-PE"/>
         </w:rPr>
       </w:pPr>
+      <w:proofErr w:type="spellStart"/>
+      <w:proofErr w:type="gramStart"/>
       <w:r>
         <w:rPr>
           <w:rFonts w:ascii="Garamond" w:eastAsia="Times New Roman" w:hAnsi="Garamond" w:cs="Adobe Devanagari"/>
@@ -841,8 +873,22 @@
           <w:szCs w:val="24"/>
           <w:lang w:val="pt-BR" w:eastAsia="es-PE"/>
         </w:rPr>
-        <w:t>irma_docente</w:t>
-      </w:r>
+        <w:t>irma</w:t>
+      </w:r>
+      <w:proofErr w:type="gramEnd"/>
+      <w:r>
+        <w:rPr>
+          <w:rFonts w:ascii="Garamond" w:eastAsia="Times New Roman" w:hAnsi="Garamond" w:cs="Adobe Devanagari"/>
+          <w:b/>
+          <w:bCs/>
+          <w:color w:val="000000"/>
+          <w:sz w:val="24"/>
+          <w:szCs w:val="24"/>
+          <w:lang w:val="pt-BR" w:eastAsia="es-PE"/>
+        </w:rPr>
+        <w:t>_docente</w:t>
+      </w:r>
+      <w:proofErr w:type="spellEnd"/>
     </w:p>
     <w:p>
       <w:pPr>
@@ -857,6 +903,8 @@
           <w:lang w:val="pt-BR" w:eastAsia="es-PE"/>
         </w:rPr>
       </w:pPr>
+      <w:proofErr w:type="spellStart"/>
+      <w:proofErr w:type="gramStart"/>
       <w:r>
         <w:rPr>
           <w:rFonts w:ascii="Garamond" w:eastAsia="Times New Roman" w:hAnsi="Garamond" w:cs="Adobe Devanagari"/>
@@ -867,8 +915,22 @@
           <w:szCs w:val="24"/>
           <w:lang w:val="pt-BR" w:eastAsia="es-PE"/>
         </w:rPr>
-        <w:t>nombre_docente</w:t>
-      </w:r>
+        <w:t>nombre</w:t>
+      </w:r>
+      <w:proofErr w:type="gramEnd"/>
+      <w:r>
+        <w:rPr>
+          <w:rFonts w:ascii="Garamond" w:eastAsia="Times New Roman" w:hAnsi="Garamond" w:cs="Adobe Devanagari"/>
+          <w:b/>
+          <w:bCs/>
+          <w:color w:val="000000"/>
+          <w:sz w:val="24"/>
+          <w:szCs w:val="24"/>
+          <w:lang w:val="pt-BR" w:eastAsia="es-PE"/>
+        </w:rPr>
+        <w:t>_docente</w:t>
+      </w:r>
+      <w:proofErr w:type="spellEnd"/>
     </w:p>
     <w:p>
       <w:pPr>
@@ -883,6 +945,8 @@
           <w:lang w:val="pt-BR"/>
         </w:rPr>
       </w:pPr>
+      <w:proofErr w:type="spellStart"/>
+      <w:proofErr w:type="gramStart"/>
       <w:r>
         <w:rPr>
           <w:rFonts w:ascii="Garamond" w:eastAsia="Times New Roman" w:hAnsi="Garamond" w:cs="Adobe Devanagari"/>
@@ -907,6 +971,7 @@
         </w:rPr>
         <w:t>ni</w:t>
       </w:r>
+      <w:proofErr w:type="gramEnd"/>
       <w:r>
         <w:rPr>
           <w:rFonts w:ascii="Garamond" w:eastAsia="Times New Roman" w:hAnsi="Garamond" w:cs="Adobe Devanagari"/>
@@ -919,6 +984,7 @@
         </w:rPr>
         <w:t>_cot</w:t>
       </w:r>
+      <w:proofErr w:type="spellEnd"/>
     </w:p>
     <w:sectPr>
       <w:pgSz w:w="12240" w:h="15840"/>
@@ -931,7 +997,7 @@
 </file>
 
 <file path=word/numbering.xml><?xml version="1.0" encoding="utf-8"?>
-<w:numbering xmlns:wpc="http://schemas.microsoft.com/office/word/2010/wordprocessingCanvas" xmlns:cx="http://schemas.microsoft.com/office/drawing/2014/chartex" xmlns:cx1="http://schemas.microsoft.com/office/drawing/2015/9/8/chartex" xmlns:cx2="http://schemas.microsoft.com/office/drawing/2015/10/21/chartex" xmlns:cx3="http://schemas.microsoft.com/office/drawing/2016/5/9/chartex" xmlns:cx4="http://schemas.microsoft.com/office/drawing/2016/5/10/chartex" xmlns:cx5="http://schemas.microsoft.com/office/drawing/2016/5/11/chartex" xmlns:cx6="http://schemas.microsoft.com/office/drawing/2016/5/12/chartex" xmlns:cx7="http://schemas.microsoft.com/office/drawing/2016/5/13/chartex" xmlns:cx8="http://schemas.microsoft.com/office/drawing/2016/5/14/chartex" xmlns:mc="http://schemas.openxmlformats.org/markup-compatibility/2006" xmlns:aink="http://schemas.microsoft.com/office/drawing/2016/ink" xmlns:am3d="http://schemas.microsoft.com/office/drawing/2017/model3d" xmlns:o="urn:schemas-microsoft-com:office:office" xmlns:oel="http://schemas.microsoft.com/office/2019/extlst" xmlns:r="http://schemas.openxmlformats.org/officeDocument/2006/relationships" xmlns:m="http://schemas.openxmlformats.org/officeDocument/2006/math" xmlns:v="urn:schemas-microsoft-com:vml" xmlns:wp14="http://schemas.microsoft.com/office/word/2010/wordprocessingDrawing" xmlns:wp="http://schemas.openxmlformats.org/drawingml/2006/wordprocessingDrawing" xmlns:w10="urn:schemas-microsoft-com:office:word" xmlns:w="http://schemas.openxmlformats.org/wordprocessingml/2006/main" xmlns:w14="http://schemas.microsoft.com/office/word/2010/wordml" xmlns:w15="http://schemas.microsoft.com/office/word/2012/wordml" xmlns:w16cex="http://schemas.microsoft.com/office/word/2018/wordml/cex" xmlns:w16cid="http://schemas.microsoft.com/office/word/2016/wordml/cid" xmlns:w16="http://schemas.microsoft.com/office/word/2018/wordml" xmlns:w16du="http://schemas.microsoft.com/office/word/2023/wordml/word16du" xmlns:w16sdtdh="http://schemas.microsoft.com/office/word/2020/wordml/sdtdatahash" xmlns:w16sdtfl="http://schemas.microsoft.com/office/word/2024/wordml/sdtformatlock" xmlns:w16se="http://schemas.microsoft.com/office/word/2015/wordml/symex" xmlns:wpg="http://schemas.microsoft.com/office/word/2010/wordprocessingGroup" xmlns:wpi="http://schemas.microsoft.com/office/word/2010/wordprocessingInk" xmlns:wne="http://schemas.microsoft.com/office/word/2006/wordml" xmlns:wps="http://schemas.microsoft.com/office/word/2010/wordprocessingShape" mc:Ignorable="w14 w15 w16se w16cid w16 w16cex w16sdtdh w16sdtfl w16du wp14">
+<w:numbering xmlns:wpc="http://schemas.microsoft.com/office/word/2010/wordprocessingCanvas" xmlns:cx="http://schemas.microsoft.com/office/drawing/2014/chartex" xmlns:mc="http://schemas.openxmlformats.org/markup-compatibility/2006" xmlns:o="urn:schemas-microsoft-com:office:office" xmlns:r="http://schemas.openxmlformats.org/officeDocument/2006/relationships" xmlns:m="http://schemas.openxmlformats.org/officeDocument/2006/math" xmlns:v="urn:schemas-microsoft-com:vml" xmlns:wp14="http://schemas.microsoft.com/office/word/2010/wordprocessingDrawing" xmlns:wp="http://schemas.openxmlformats.org/drawingml/2006/wordprocessingDrawing" xmlns:w10="urn:schemas-microsoft-com:office:word" xmlns:w="http://schemas.openxmlformats.org/wordprocessingml/2006/main" xmlns:w14="http://schemas.microsoft.com/office/word/2010/wordml" xmlns:w15="http://schemas.microsoft.com/office/word/2012/wordml" xmlns:w16se="http://schemas.microsoft.com/office/word/2015/wordml/symex" xmlns:wpg="http://schemas.microsoft.com/office/word/2010/wordprocessingGroup" xmlns:wpi="http://schemas.microsoft.com/office/word/2010/wordprocessingInk" xmlns:wne="http://schemas.microsoft.com/office/word/2006/wordml" xmlns:wps="http://schemas.microsoft.com/office/word/2010/wordprocessingShape" mc:Ignorable="w14 w15 w16se wp14">
   <w:abstractNum w:abstractNumId="0" w15:restartNumberingAfterBreak="0">
     <w:nsid w:val="0D7C0568"/>
     <w:multiLevelType w:val="hybridMultilevel"/>
@@ -1044,17 +1110,17 @@
       </w:rPr>
     </w:lvl>
   </w:abstractNum>
-  <w:num w:numId="1" w16cid:durableId="1659916549">
+  <w:num w:numId="1">
     <w:abstractNumId w:val="0"/>
   </w:num>
-  <w:num w:numId="2" w16cid:durableId="2070181641">
+  <w:num w:numId="2">
     <w:abstractNumId w:val="0"/>
   </w:num>
 </w:numbering>
 </file>
 
 <file path=word/styles.xml><?xml version="1.0" encoding="utf-8"?>
-<w:styles xmlns:mc="http://schemas.openxmlformats.org/markup-compatibility/2006" xmlns:r="http://schemas.openxmlformats.org/officeDocument/2006/relationships" xmlns:w="http://schemas.openxmlformats.org/wordprocessingml/2006/main" xmlns:w14="http://schemas.microsoft.com/office/word/2010/wordml" xmlns:w15="http://schemas.microsoft.com/office/word/2012/wordml" xmlns:w16cex="http://schemas.microsoft.com/office/word/2018/wordml/cex" xmlns:w16cid="http://schemas.microsoft.com/office/word/2016/wordml/cid" xmlns:w16="http://schemas.microsoft.com/office/word/2018/wordml" xmlns:w16du="http://schemas.microsoft.com/office/word/2023/wordml/word16du" xmlns:w16sdtdh="http://schemas.microsoft.com/office/word/2020/wordml/sdtdatahash" xmlns:w16sdtfl="http://schemas.microsoft.com/office/word/2024/wordml/sdtformatlock" xmlns:w16se="http://schemas.microsoft.com/office/word/2015/wordml/symex" mc:Ignorable="w14 w15 w16se w16cid w16 w16cex w16sdtdh w16sdtfl w16du">
+<w:styles xmlns:mc="http://schemas.openxmlformats.org/markup-compatibility/2006" xmlns:r="http://schemas.openxmlformats.org/officeDocument/2006/relationships" xmlns:w="http://schemas.openxmlformats.org/wordprocessingml/2006/main" xmlns:w14="http://schemas.microsoft.com/office/word/2010/wordml" xmlns:w15="http://schemas.microsoft.com/office/word/2012/wordml" xmlns:w16se="http://schemas.microsoft.com/office/word/2015/wordml/symex" mc:Ignorable="w14 w15 w16se">
   <w:docDefaults>
     <w:rPrDefault>
       <w:rPr>
@@ -1070,7 +1136,7 @@
       </w:pPr>
     </w:pPrDefault>
   </w:docDefaults>
-  <w:latentStyles w:defLockedState="0" w:defUIPriority="99" w:defSemiHidden="0" w:defUnhideWhenUsed="0" w:defQFormat="0" w:count="376">
+  <w:latentStyles w:defLockedState="0" w:defUIPriority="99" w:defSemiHidden="0" w:defUnhideWhenUsed="0" w:defQFormat="0" w:count="371">
     <w:lsdException w:name="Normal" w:uiPriority="0" w:qFormat="1"/>
     <w:lsdException w:name="heading 1" w:uiPriority="9" w:qFormat="1"/>
     <w:lsdException w:name="heading 2" w:semiHidden="1" w:uiPriority="9" w:unhideWhenUsed="1" w:qFormat="1"/>
@@ -1442,11 +1508,6 @@
     <w:lsdException w:name="List Table 5 Dark Accent 6" w:uiPriority="50"/>
     <w:lsdException w:name="List Table 6 Colorful Accent 6" w:uiPriority="51"/>
     <w:lsdException w:name="List Table 7 Colorful Accent 6" w:uiPriority="52"/>
-    <w:lsdException w:name="Mention" w:semiHidden="1" w:unhideWhenUsed="1"/>
-    <w:lsdException w:name="Smart Hyperlink" w:semiHidden="1" w:unhideWhenUsed="1"/>
-    <w:lsdException w:name="Hashtag" w:semiHidden="1" w:unhideWhenUsed="1"/>
-    <w:lsdException w:name="Unresolved Mention" w:semiHidden="1" w:unhideWhenUsed="1"/>
-    <w:lsdException w:name="Smart Link" w:semiHidden="1" w:unhideWhenUsed="1"/>
   </w:latentStyles>
   <w:style w:type="paragraph" w:default="1" w:styleId="Normal">
     <w:name w:val="Normal"/>

--- a/Modelos_documentos/modelo_cotizacion.docx
+++ b/Modelos_documentos/modelo_cotizacion.docx
@@ -1,6 +1,6 @@
 
 <file path=word/document.xml><?xml version="1.0" encoding="utf-8"?>
-<w:document xmlns:wpc="http://schemas.microsoft.com/office/word/2010/wordprocessingCanvas" xmlns:cx="http://schemas.microsoft.com/office/drawing/2014/chartex" xmlns:mc="http://schemas.openxmlformats.org/markup-compatibility/2006" xmlns:o="urn:schemas-microsoft-com:office:office" xmlns:r="http://schemas.openxmlformats.org/officeDocument/2006/relationships" xmlns:m="http://schemas.openxmlformats.org/officeDocument/2006/math" xmlns:v="urn:schemas-microsoft-com:vml" xmlns:wp14="http://schemas.microsoft.com/office/word/2010/wordprocessingDrawing" xmlns:wp="http://schemas.openxmlformats.org/drawingml/2006/wordprocessingDrawing" xmlns:w10="urn:schemas-microsoft-com:office:word" xmlns:w="http://schemas.openxmlformats.org/wordprocessingml/2006/main" xmlns:w14="http://schemas.microsoft.com/office/word/2010/wordml" xmlns:w15="http://schemas.microsoft.com/office/word/2012/wordml" xmlns:w16se="http://schemas.microsoft.com/office/word/2015/wordml/symex" xmlns:wpg="http://schemas.microsoft.com/office/word/2010/wordprocessingGroup" xmlns:wpi="http://schemas.microsoft.com/office/word/2010/wordprocessingInk" xmlns:wne="http://schemas.microsoft.com/office/word/2006/wordml" xmlns:wps="http://schemas.microsoft.com/office/word/2010/wordprocessingShape" mc:Ignorable="w14 w15 w16se wp14">
+<w:document xmlns:wpc="http://schemas.microsoft.com/office/word/2010/wordprocessingCanvas" xmlns:cx="http://schemas.microsoft.com/office/drawing/2014/chartex" xmlns:cx1="http://schemas.microsoft.com/office/drawing/2015/9/8/chartex" xmlns:cx2="http://schemas.microsoft.com/office/drawing/2015/10/21/chartex" xmlns:cx3="http://schemas.microsoft.com/office/drawing/2016/5/9/chartex" xmlns:cx4="http://schemas.microsoft.com/office/drawing/2016/5/10/chartex" xmlns:cx5="http://schemas.microsoft.com/office/drawing/2016/5/11/chartex" xmlns:cx6="http://schemas.microsoft.com/office/drawing/2016/5/12/chartex" xmlns:cx7="http://schemas.microsoft.com/office/drawing/2016/5/13/chartex" xmlns:cx8="http://schemas.microsoft.com/office/drawing/2016/5/14/chartex" xmlns:mc="http://schemas.openxmlformats.org/markup-compatibility/2006" xmlns:aink="http://schemas.microsoft.com/office/drawing/2016/ink" xmlns:am3d="http://schemas.microsoft.com/office/drawing/2017/model3d" xmlns:o="urn:schemas-microsoft-com:office:office" xmlns:oel="http://schemas.microsoft.com/office/2019/extlst" xmlns:r="http://schemas.openxmlformats.org/officeDocument/2006/relationships" xmlns:m="http://schemas.openxmlformats.org/officeDocument/2006/math" xmlns:v="urn:schemas-microsoft-com:vml" xmlns:wp14="http://schemas.microsoft.com/office/word/2010/wordprocessingDrawing" xmlns:wp="http://schemas.openxmlformats.org/drawingml/2006/wordprocessingDrawing" xmlns:w10="urn:schemas-microsoft-com:office:word" xmlns:w="http://schemas.openxmlformats.org/wordprocessingml/2006/main" xmlns:w14="http://schemas.microsoft.com/office/word/2010/wordml" xmlns:w15="http://schemas.microsoft.com/office/word/2012/wordml" xmlns:w16cex="http://schemas.microsoft.com/office/word/2018/wordml/cex" xmlns:w16cid="http://schemas.microsoft.com/office/word/2016/wordml/cid" xmlns:w16="http://schemas.microsoft.com/office/word/2018/wordml" xmlns:w16du="http://schemas.microsoft.com/office/word/2023/wordml/word16du" xmlns:w16sdtdh="http://schemas.microsoft.com/office/word/2020/wordml/sdtdatahash" xmlns:w16sdtfl="http://schemas.microsoft.com/office/word/2024/wordml/sdtformatlock" xmlns:w16se="http://schemas.microsoft.com/office/word/2015/wordml/symex" xmlns:wpg="http://schemas.microsoft.com/office/word/2010/wordprocessingGroup" xmlns:wpi="http://schemas.microsoft.com/office/word/2010/wordprocessingInk" xmlns:wne="http://schemas.microsoft.com/office/word/2006/wordml" xmlns:wps="http://schemas.microsoft.com/office/word/2010/wordprocessingShape" mc:Ignorable="w14 w15 w16se w16cid w16 w16cex w16sdtdh w16sdtfl w16du wp14">
   <w:body>
     <w:p>
       <w:pPr>
@@ -298,7 +298,7 @@
           <w:szCs w:val="24"/>
           <w:lang w:val="es-ES" w:eastAsia="es-ES"/>
         </w:rPr>
-        <w:t>4 de febrero de 2026</w:t>
+        <w:t>27 de febrero de 2026</w:t>
       </w:r>
       <w:r>
         <w:rPr>
@@ -408,8 +408,6 @@
         </w:rPr>
         <w:t>ministrativo</w:t>
       </w:r>
-      <w:bookmarkStart w:id="0" w:name="_GoBack"/>
-      <w:bookmarkEnd w:id="0"/>
       <w:r>
         <w:rPr>
           <w:rFonts w:ascii="Garamond" w:eastAsia="Times New Roman" w:hAnsi="Garamond" w:cs="Adobe Devanagari"/>
@@ -518,46 +516,6 @@
       <w:proofErr w:type="spellEnd"/>
       <w:r>
         <w:rPr>
-          <w:rFonts w:ascii="Garamond" w:hAnsi="Garamond"/>
-          <w:sz w:val="24"/>
-          <w:szCs w:val="24"/>
-        </w:rPr>
-        <w:t>,</w:t>
-      </w:r>
-      <w:r>
-        <w:rPr>
-          <w:rFonts w:ascii="Garamond" w:eastAsia="Times New Roman" w:hAnsi="Garamond" w:cs="Adobe Devanagari"/>
-          <w:color w:val="000000"/>
-          <w:sz w:val="24"/>
-          <w:szCs w:val="24"/>
-          <w:lang w:eastAsia="es-PE"/>
-        </w:rPr>
-        <w:t> </w:t>
-      </w:r>
-      <w:r>
-        <w:rPr>
-          <w:rFonts w:ascii="Garamond" w:eastAsia="Times New Roman" w:hAnsi="Garamond" w:cs="Adobe Devanagari"/>
-          <w:color w:val="000000"/>
-          <w:sz w:val="24"/>
-          <w:szCs w:val="24"/>
-          <w:lang w:eastAsia="es-PE"/>
-        </w:rPr>
-        <w:t xml:space="preserve">bajo la modalidad </w:t>
-      </w:r>
-      <w:proofErr w:type="spellStart"/>
-      <w:r>
-        <w:rPr>
-          <w:rFonts w:ascii="Garamond" w:eastAsia="Times New Roman" w:hAnsi="Garamond" w:cs="Adobe Devanagari"/>
-          <w:color w:val="000000"/>
-          <w:sz w:val="24"/>
-          <w:szCs w:val="24"/>
-          <w:lang w:eastAsia="es-PE"/>
-        </w:rPr>
-        <w:t>modalidad_servicio</w:t>
-      </w:r>
-      <w:proofErr w:type="spellEnd"/>
-      <w:r>
-        <w:rPr>
           <w:rFonts w:ascii="Garamond" w:eastAsia="Times New Roman" w:hAnsi="Garamond" w:cs="Adobe Devanagari"/>
           <w:color w:val="000000"/>
           <w:sz w:val="24"/>
@@ -850,7 +808,6 @@
         </w:rPr>
       </w:pPr>
       <w:proofErr w:type="spellStart"/>
-      <w:proofErr w:type="gramStart"/>
       <w:r>
         <w:rPr>
           <w:rFonts w:ascii="Garamond" w:eastAsia="Times New Roman" w:hAnsi="Garamond" w:cs="Adobe Devanagari"/>
@@ -873,20 +830,7 @@
           <w:szCs w:val="24"/>
           <w:lang w:val="pt-BR" w:eastAsia="es-PE"/>
         </w:rPr>
-        <w:t>irma</w:t>
-      </w:r>
-      <w:proofErr w:type="gramEnd"/>
-      <w:r>
-        <w:rPr>
-          <w:rFonts w:ascii="Garamond" w:eastAsia="Times New Roman" w:hAnsi="Garamond" w:cs="Adobe Devanagari"/>
-          <w:b/>
-          <w:bCs/>
-          <w:color w:val="000000"/>
-          <w:sz w:val="24"/>
-          <w:szCs w:val="24"/>
-          <w:lang w:val="pt-BR" w:eastAsia="es-PE"/>
-        </w:rPr>
-        <w:t>_docente</w:t>
+        <w:t>irma_docente</w:t>
       </w:r>
       <w:proofErr w:type="spellEnd"/>
     </w:p>
@@ -904,7 +848,6 @@
         </w:rPr>
       </w:pPr>
       <w:proofErr w:type="spellStart"/>
-      <w:proofErr w:type="gramStart"/>
       <w:r>
         <w:rPr>
           <w:rFonts w:ascii="Garamond" w:eastAsia="Times New Roman" w:hAnsi="Garamond" w:cs="Adobe Devanagari"/>
@@ -915,20 +858,7 @@
           <w:szCs w:val="24"/>
           <w:lang w:val="pt-BR" w:eastAsia="es-PE"/>
         </w:rPr>
-        <w:t>nombre</w:t>
-      </w:r>
-      <w:proofErr w:type="gramEnd"/>
-      <w:r>
-        <w:rPr>
-          <w:rFonts w:ascii="Garamond" w:eastAsia="Times New Roman" w:hAnsi="Garamond" w:cs="Adobe Devanagari"/>
-          <w:b/>
-          <w:bCs/>
-          <w:color w:val="000000"/>
-          <w:sz w:val="24"/>
-          <w:szCs w:val="24"/>
-          <w:lang w:val="pt-BR" w:eastAsia="es-PE"/>
-        </w:rPr>
-        <w:t>_docente</w:t>
+        <w:t>nombre_docente</w:t>
       </w:r>
       <w:proofErr w:type="spellEnd"/>
     </w:p>
@@ -946,7 +876,6 @@
         </w:rPr>
       </w:pPr>
       <w:proofErr w:type="spellStart"/>
-      <w:proofErr w:type="gramStart"/>
       <w:r>
         <w:rPr>
           <w:rFonts w:ascii="Garamond" w:eastAsia="Times New Roman" w:hAnsi="Garamond" w:cs="Adobe Devanagari"/>
@@ -971,7 +900,6 @@
         </w:rPr>
         <w:t>ni</w:t>
       </w:r>
-      <w:proofErr w:type="gramEnd"/>
       <w:r>
         <w:rPr>
           <w:rFonts w:ascii="Garamond" w:eastAsia="Times New Roman" w:hAnsi="Garamond" w:cs="Adobe Devanagari"/>
@@ -997,7 +925,7 @@
 </file>
 
 <file path=word/numbering.xml><?xml version="1.0" encoding="utf-8"?>
-<w:numbering xmlns:wpc="http://schemas.microsoft.com/office/word/2010/wordprocessingCanvas" xmlns:cx="http://schemas.microsoft.com/office/drawing/2014/chartex" xmlns:mc="http://schemas.openxmlformats.org/markup-compatibility/2006" xmlns:o="urn:schemas-microsoft-com:office:office" xmlns:r="http://schemas.openxmlformats.org/officeDocument/2006/relationships" xmlns:m="http://schemas.openxmlformats.org/officeDocument/2006/math" xmlns:v="urn:schemas-microsoft-com:vml" xmlns:wp14="http://schemas.microsoft.com/office/word/2010/wordprocessingDrawing" xmlns:wp="http://schemas.openxmlformats.org/drawingml/2006/wordprocessingDrawing" xmlns:w10="urn:schemas-microsoft-com:office:word" xmlns:w="http://schemas.openxmlformats.org/wordprocessingml/2006/main" xmlns:w14="http://schemas.microsoft.com/office/word/2010/wordml" xmlns:w15="http://schemas.microsoft.com/office/word/2012/wordml" xmlns:w16se="http://schemas.microsoft.com/office/word/2015/wordml/symex" xmlns:wpg="http://schemas.microsoft.com/office/word/2010/wordprocessingGroup" xmlns:wpi="http://schemas.microsoft.com/office/word/2010/wordprocessingInk" xmlns:wne="http://schemas.microsoft.com/office/word/2006/wordml" xmlns:wps="http://schemas.microsoft.com/office/word/2010/wordprocessingShape" mc:Ignorable="w14 w15 w16se wp14">
+<w:numbering xmlns:wpc="http://schemas.microsoft.com/office/word/2010/wordprocessingCanvas" xmlns:cx="http://schemas.microsoft.com/office/drawing/2014/chartex" xmlns:cx1="http://schemas.microsoft.com/office/drawing/2015/9/8/chartex" xmlns:cx2="http://schemas.microsoft.com/office/drawing/2015/10/21/chartex" xmlns:cx3="http://schemas.microsoft.com/office/drawing/2016/5/9/chartex" xmlns:cx4="http://schemas.microsoft.com/office/drawing/2016/5/10/chartex" xmlns:cx5="http://schemas.microsoft.com/office/drawing/2016/5/11/chartex" xmlns:cx6="http://schemas.microsoft.com/office/drawing/2016/5/12/chartex" xmlns:cx7="http://schemas.microsoft.com/office/drawing/2016/5/13/chartex" xmlns:cx8="http://schemas.microsoft.com/office/drawing/2016/5/14/chartex" xmlns:mc="http://schemas.openxmlformats.org/markup-compatibility/2006" xmlns:aink="http://schemas.microsoft.com/office/drawing/2016/ink" xmlns:am3d="http://schemas.microsoft.com/office/drawing/2017/model3d" xmlns:o="urn:schemas-microsoft-com:office:office" xmlns:oel="http://schemas.microsoft.com/office/2019/extlst" xmlns:r="http://schemas.openxmlformats.org/officeDocument/2006/relationships" xmlns:m="http://schemas.openxmlformats.org/officeDocument/2006/math" xmlns:v="urn:schemas-microsoft-com:vml" xmlns:wp14="http://schemas.microsoft.com/office/word/2010/wordprocessingDrawing" xmlns:wp="http://schemas.openxmlformats.org/drawingml/2006/wordprocessingDrawing" xmlns:w10="urn:schemas-microsoft-com:office:word" xmlns:w="http://schemas.openxmlformats.org/wordprocessingml/2006/main" xmlns:w14="http://schemas.microsoft.com/office/word/2010/wordml" xmlns:w15="http://schemas.microsoft.com/office/word/2012/wordml" xmlns:w16cex="http://schemas.microsoft.com/office/word/2018/wordml/cex" xmlns:w16cid="http://schemas.microsoft.com/office/word/2016/wordml/cid" xmlns:w16="http://schemas.microsoft.com/office/word/2018/wordml" xmlns:w16du="http://schemas.microsoft.com/office/word/2023/wordml/word16du" xmlns:w16sdtdh="http://schemas.microsoft.com/office/word/2020/wordml/sdtdatahash" xmlns:w16sdtfl="http://schemas.microsoft.com/office/word/2024/wordml/sdtformatlock" xmlns:w16se="http://schemas.microsoft.com/office/word/2015/wordml/symex" xmlns:wpg="http://schemas.microsoft.com/office/word/2010/wordprocessingGroup" xmlns:wpi="http://schemas.microsoft.com/office/word/2010/wordprocessingInk" xmlns:wne="http://schemas.microsoft.com/office/word/2006/wordml" xmlns:wps="http://schemas.microsoft.com/office/word/2010/wordprocessingShape" mc:Ignorable="w14 w15 w16se w16cid w16 w16cex w16sdtdh w16sdtfl w16du wp14">
   <w:abstractNum w:abstractNumId="0" w15:restartNumberingAfterBreak="0">
     <w:nsid w:val="0D7C0568"/>
     <w:multiLevelType w:val="hybridMultilevel"/>
@@ -1110,17 +1038,17 @@
       </w:rPr>
     </w:lvl>
   </w:abstractNum>
-  <w:num w:numId="1">
+  <w:num w:numId="1" w16cid:durableId="1562136124">
     <w:abstractNumId w:val="0"/>
   </w:num>
-  <w:num w:numId="2">
+  <w:num w:numId="2" w16cid:durableId="116068822">
     <w:abstractNumId w:val="0"/>
   </w:num>
 </w:numbering>
 </file>
 
 <file path=word/styles.xml><?xml version="1.0" encoding="utf-8"?>
-<w:styles xmlns:mc="http://schemas.openxmlformats.org/markup-compatibility/2006" xmlns:r="http://schemas.openxmlformats.org/officeDocument/2006/relationships" xmlns:w="http://schemas.openxmlformats.org/wordprocessingml/2006/main" xmlns:w14="http://schemas.microsoft.com/office/word/2010/wordml" xmlns:w15="http://schemas.microsoft.com/office/word/2012/wordml" xmlns:w16se="http://schemas.microsoft.com/office/word/2015/wordml/symex" mc:Ignorable="w14 w15 w16se">
+<w:styles xmlns:mc="http://schemas.openxmlformats.org/markup-compatibility/2006" xmlns:r="http://schemas.openxmlformats.org/officeDocument/2006/relationships" xmlns:w="http://schemas.openxmlformats.org/wordprocessingml/2006/main" xmlns:w14="http://schemas.microsoft.com/office/word/2010/wordml" xmlns:w15="http://schemas.microsoft.com/office/word/2012/wordml" xmlns:w16cex="http://schemas.microsoft.com/office/word/2018/wordml/cex" xmlns:w16cid="http://schemas.microsoft.com/office/word/2016/wordml/cid" xmlns:w16="http://schemas.microsoft.com/office/word/2018/wordml" xmlns:w16du="http://schemas.microsoft.com/office/word/2023/wordml/word16du" xmlns:w16sdtdh="http://schemas.microsoft.com/office/word/2020/wordml/sdtdatahash" xmlns:w16sdtfl="http://schemas.microsoft.com/office/word/2024/wordml/sdtformatlock" xmlns:w16se="http://schemas.microsoft.com/office/word/2015/wordml/symex" mc:Ignorable="w14 w15 w16se w16cid w16 w16cex w16sdtdh w16sdtfl w16du">
   <w:docDefaults>
     <w:rPrDefault>
       <w:rPr>
@@ -1136,7 +1064,7 @@
       </w:pPr>
     </w:pPrDefault>
   </w:docDefaults>
-  <w:latentStyles w:defLockedState="0" w:defUIPriority="99" w:defSemiHidden="0" w:defUnhideWhenUsed="0" w:defQFormat="0" w:count="371">
+  <w:latentStyles w:defLockedState="0" w:defUIPriority="99" w:defSemiHidden="0" w:defUnhideWhenUsed="0" w:defQFormat="0" w:count="376">
     <w:lsdException w:name="Normal" w:uiPriority="0" w:qFormat="1"/>
     <w:lsdException w:name="heading 1" w:uiPriority="9" w:qFormat="1"/>
     <w:lsdException w:name="heading 2" w:semiHidden="1" w:uiPriority="9" w:unhideWhenUsed="1" w:qFormat="1"/>
@@ -1508,6 +1436,11 @@
     <w:lsdException w:name="List Table 5 Dark Accent 6" w:uiPriority="50"/>
     <w:lsdException w:name="List Table 6 Colorful Accent 6" w:uiPriority="51"/>
     <w:lsdException w:name="List Table 7 Colorful Accent 6" w:uiPriority="52"/>
+    <w:lsdException w:name="Mention" w:semiHidden="1" w:unhideWhenUsed="1"/>
+    <w:lsdException w:name="Smart Hyperlink" w:semiHidden="1" w:unhideWhenUsed="1"/>
+    <w:lsdException w:name="Hashtag" w:semiHidden="1" w:unhideWhenUsed="1"/>
+    <w:lsdException w:name="Unresolved Mention" w:semiHidden="1" w:unhideWhenUsed="1"/>
+    <w:lsdException w:name="Smart Link" w:semiHidden="1" w:unhideWhenUsed="1"/>
   </w:latentStyles>
   <w:style w:type="paragraph" w:default="1" w:styleId="Normal">
     <w:name w:val="Normal"/>
